--- a/input/ISO_17748-3.docx
+++ b/input/ISO_17748-3.docx
@@ -1,11 +1,11 @@
 
 <file path=word/document.xml><?xml version="1.0" encoding="utf-8"?>
-<w:document xmlns:wpc="http://schemas.microsoft.com/office/word/2010/wordprocessingCanvas" xmlns:cx="http://schemas.microsoft.com/office/drawing/2014/chartex" xmlns:mc="http://schemas.openxmlformats.org/markup-compatibility/2006" xmlns:o="urn:schemas-microsoft-com:office:office" xmlns:r="http://schemas.openxmlformats.org/officeDocument/2006/relationships" xmlns:m="http://schemas.openxmlformats.org/officeDocument/2006/math" xmlns:v="urn:schemas-microsoft-com:vml" xmlns:wp14="http://schemas.microsoft.com/office/word/2010/wordprocessingDrawing" xmlns:wp="http://schemas.openxmlformats.org/drawingml/2006/wordprocessingDrawing" xmlns:w10="urn:schemas-microsoft-com:office:word" xmlns:w="http://schemas.openxmlformats.org/wordprocessingml/2006/main" xmlns:w14="http://schemas.microsoft.com/office/word/2010/wordml" xmlns:w15="http://schemas.microsoft.com/office/word/2012/wordml" xmlns:w16se="http://schemas.microsoft.com/office/word/2015/wordml/symex" xmlns:wpg="http://schemas.microsoft.com/office/word/2010/wordprocessingGroup" xmlns:wpi="http://schemas.microsoft.com/office/word/2010/wordprocessingInk" xmlns:wne="http://schemas.microsoft.com/office/word/2006/wordml" xmlns:wps="http://schemas.microsoft.com/office/word/2010/wordprocessingShape" mc:Ignorable="w14 w15 w16se wp14">
+<w:document xmlns:wpc="http://schemas.microsoft.com/office/word/2010/wordprocessingCanvas" xmlns:cx="http://schemas.microsoft.com/office/drawing/2014/chartex" xmlns:cx1="http://schemas.microsoft.com/office/drawing/2015/9/8/chartex" xmlns:cx2="http://schemas.microsoft.com/office/drawing/2015/10/21/chartex" xmlns:cx3="http://schemas.microsoft.com/office/drawing/2016/5/9/chartex" xmlns:cx4="http://schemas.microsoft.com/office/drawing/2016/5/10/chartex" xmlns:cx5="http://schemas.microsoft.com/office/drawing/2016/5/11/chartex" xmlns:cx6="http://schemas.microsoft.com/office/drawing/2016/5/12/chartex" xmlns:cx7="http://schemas.microsoft.com/office/drawing/2016/5/13/chartex" xmlns:cx8="http://schemas.microsoft.com/office/drawing/2016/5/14/chartex" xmlns:mc="http://schemas.openxmlformats.org/markup-compatibility/2006" xmlns:aink="http://schemas.microsoft.com/office/drawing/2016/ink" xmlns:am3d="http://schemas.microsoft.com/office/drawing/2017/model3d" xmlns:o="urn:schemas-microsoft-com:office:office" xmlns:oel="http://schemas.microsoft.com/office/2019/extlst" xmlns:r="http://schemas.openxmlformats.org/officeDocument/2006/relationships" xmlns:m="http://schemas.openxmlformats.org/officeDocument/2006/math" xmlns:v="urn:schemas-microsoft-com:vml" xmlns:wp14="http://schemas.microsoft.com/office/word/2010/wordprocessingDrawing" xmlns:wp="http://schemas.openxmlformats.org/drawingml/2006/wordprocessingDrawing" xmlns:w10="urn:schemas-microsoft-com:office:word" xmlns:w="http://schemas.openxmlformats.org/wordprocessingml/2006/main" xmlns:w14="http://schemas.microsoft.com/office/word/2010/wordml" xmlns:w15="http://schemas.microsoft.com/office/word/2012/wordml" xmlns:w16cex="http://schemas.microsoft.com/office/word/2018/wordml/cex" xmlns:w16cid="http://schemas.microsoft.com/office/word/2016/wordml/cid" xmlns:w16="http://schemas.microsoft.com/office/word/2018/wordml" xmlns:w16du="http://schemas.microsoft.com/office/word/2023/wordml/word16du" xmlns:w16sdtdh="http://schemas.microsoft.com/office/word/2020/wordml/sdtdatahash" xmlns:w16sdtfl="http://schemas.microsoft.com/office/word/2024/wordml/sdtformatlock" xmlns:w16se="http://schemas.microsoft.com/office/word/2015/wordml/symex" xmlns:wpg="http://schemas.microsoft.com/office/word/2010/wordprocessingGroup" xmlns:wpi="http://schemas.microsoft.com/office/word/2010/wordprocessingInk" xmlns:wne="http://schemas.microsoft.com/office/word/2006/wordml" xmlns:wps="http://schemas.microsoft.com/office/word/2010/wordprocessingShape" mc:Ignorable="w14 w15 w16se w16cid w16 w16cex w16sdtdh w16sdtfl w16du wp14">
   <w:background w:color="FFFFFF"/>
   <w:body>
     <w:p>
       <w:pPr>
-        <w:pStyle w:val="Nzev"/>
+        <w:pStyle w:val="Title"/>
         <w:keepNext w:val="0"/>
         <w:keepLines w:val="0"/>
         <w:spacing w:before="0" w:after="60"/>
@@ -159,7 +159,7 @@
     </w:tbl>
     <w:p>
       <w:pPr>
-        <w:pStyle w:val="Titulek"/>
+        <w:pStyle w:val="Caption"/>
       </w:pPr>
       <w:r>
         <w:tab/>
@@ -175,7 +175,7 @@
     <w:p/>
     <w:p>
       <w:pPr>
-        <w:pStyle w:val="Nadpis1"/>
+        <w:pStyle w:val="Heading1"/>
       </w:pPr>
       <w:r>
         <w:rPr>
@@ -217,23 +217,12 @@
           <w:color w:val="003366"/>
           <w:lang w:eastAsia="cs-CZ"/>
         </w:rPr>
-        <w:t>Note: The extract lists sele</w:t>
-      </w:r>
-      <w:bookmarkStart w:id="1" w:name="_GoBack"/>
-      <w:bookmarkEnd w:id="1"/>
-      <w:r>
-        <w:rPr>
-          <w:bCs w:val="0"/>
-          <w:i/>
-          <w:color w:val="003366"/>
-          <w:lang w:eastAsia="cs-CZ"/>
-        </w:rPr>
-        <w:t>cted chapters of the described document and adopts the original chapter numbering.</w:t>
-      </w:r>
-    </w:p>
-    <w:p>
-      <w:pPr>
-        <w:pStyle w:val="Nadpis1"/>
+        <w:t>Note: The extract lists selected chapters of the described document and adopts the original chapter numbering.</w:t>
+      </w:r>
+    </w:p>
+    <w:p>
+      <w:pPr>
+        <w:pStyle w:val="Heading1"/>
         <w:rPr>
           <w:rFonts w:eastAsia="Arial"/>
         </w:rPr>
@@ -255,7 +244,7 @@
     </w:p>
     <w:p>
       <w:pPr>
-        <w:pStyle w:val="Nadpis1"/>
+        <w:pStyle w:val="Heading1"/>
         <w:rPr>
           <w:rFonts w:eastAsia="Arial"/>
         </w:rPr>
@@ -274,7 +263,7 @@
     </w:p>
     <w:p>
       <w:pPr>
-        <w:pStyle w:val="Odstavecseseznamem"/>
+        <w:pStyle w:val="ListParagraph"/>
         <w:numPr>
           <w:ilvl w:val="0"/>
           <w:numId w:val="14"/>
@@ -286,7 +275,7 @@
     </w:p>
     <w:p>
       <w:pPr>
-        <w:pStyle w:val="Odstavecseseznamem"/>
+        <w:pStyle w:val="ListParagraph"/>
         <w:numPr>
           <w:ilvl w:val="0"/>
           <w:numId w:val="14"/>
@@ -303,7 +292,7 @@
     </w:p>
     <w:p>
       <w:pPr>
-        <w:pStyle w:val="Nadpis1"/>
+        <w:pStyle w:val="Heading1"/>
       </w:pPr>
       <w:r>
         <w:t>Related Documents (Selection)</w:t>
@@ -326,7 +315,7 @@
     <w:p/>
     <w:p>
       <w:pPr>
-        <w:pStyle w:val="Nadpis1"/>
+        <w:pStyle w:val="Heading1"/>
         <w:rPr>
           <w:rFonts w:eastAsia="Arial"/>
         </w:rPr>
@@ -352,7 +341,6 @@
           <w:tag w:val="goog_rdk_28"/>
           <w:id w:val="-1216358801"/>
         </w:sdtPr>
-        <w:sdtEndPr/>
         <w:sdtContent/>
       </w:sdt>
     </w:p>
@@ -381,7 +369,15 @@
         <w:t>customer baseline load (CBL)</w:t>
       </w:r>
       <w:r>
-        <w:t xml:space="preserve"> the pattern of electric demand as usual, is needed to measure performance of DR program </w:t>
+        <w:t xml:space="preserve"> </w:t>
+      </w:r>
+      <w:bookmarkStart w:id="1" w:name="OLE_LINK3"/>
+      <w:r>
+        <w:t xml:space="preserve">– </w:t>
+      </w:r>
+      <w:bookmarkEnd w:id="1"/>
+      <w:r>
+        <w:t xml:space="preserve">the pattern of electric demand as usual, is needed to measure performance of DR program </w:t>
       </w:r>
     </w:p>
     <w:p>
@@ -392,7 +388,10 @@
         <w:t>DR meter</w:t>
       </w:r>
       <w:r>
-        <w:t xml:space="preserve"> the meter installed by the service provider to measure load amount of the customer. </w:t>
+        <w:t xml:space="preserve"> – </w:t>
+      </w:r>
+      <w:r>
+        <w:t xml:space="preserve">the meter installed by the service provider to measure load amount of the customer. </w:t>
       </w:r>
     </w:p>
     <w:p>
@@ -403,7 +402,10 @@
         <w:t>electric vehicle supply equipment (EVSE)</w:t>
       </w:r>
       <w:r>
-        <w:t xml:space="preserve"> equipment or a combination of equipment, providing dedicated functions to supply electric energy from a fixed electrical installation or supply network to an EV for the purpose of power transfer. </w:t>
+        <w:t xml:space="preserve"> – </w:t>
+      </w:r>
+      <w:r>
+        <w:t xml:space="preserve">equipment or a combination of equipment, providing dedicated functions to supply electric energy from a fixed electrical installation or supply network to an EV for the purpose of power transfer. </w:t>
       </w:r>
     </w:p>
     <w:p>
@@ -423,7 +425,10 @@
         <w:t>service</w:t>
       </w:r>
       <w:r>
-        <w:t xml:space="preserve"> DR activity by which the cost of charging electric vehicles is modified to cause consumers to shift consumption patterns</w:t>
+        <w:t xml:space="preserve"> – </w:t>
+      </w:r>
+      <w:r>
+        <w:t>DR activity by which the cost of charging electric vehicles is modified to cause consumers to shift consumption patterns</w:t>
       </w:r>
     </w:p>
     <w:p>
@@ -434,7 +439,10 @@
         <w:t>reverse DR resource</w:t>
       </w:r>
       <w:r>
-        <w:t xml:space="preserve"> DR resources for the purpose of large-scale transaction of power load increase, and electricity users of all types of contracts as participating customers without restrictions on the types of electricity use contracts concluded by electricity users in the Jeju area with sales companies or district electric operators</w:t>
+        <w:t xml:space="preserve"> – </w:t>
+      </w:r>
+      <w:r>
+        <w:t>DR resources for the purpose of large-scale transaction of power load increase, and electricity users of all types of contracts as participating customers without restrictions on the types of electricity use contracts concluded by electricity users in the Jeju area with sales companies or district electric operators</w:t>
       </w:r>
     </w:p>
     <w:p>
@@ -445,7 +453,10 @@
         <w:t>standard DR resource</w:t>
       </w:r>
       <w:r>
-        <w:t xml:space="preserve"> DR resource that refers to national DR and includes electricity users with a contracted power of 200 kW or less, residential electricity users, and individual households belonging to collective buildings among electricity use contracts concluded with sales companies or district electric business operators as customers participating in DR</w:t>
+        <w:t xml:space="preserve"> – </w:t>
+      </w:r>
+      <w:r>
+        <w:t>DR resource that refers to national DR and includes electricity users with a contracted power of 200 kW or less, residential electricity users, and individual households belonging to collective buildings among electricity use contracts concluded with sales companies or district electric business operators as customers participating in DR</w:t>
       </w:r>
     </w:p>
     <w:p>
@@ -456,15 +467,10 @@
         <w:t>virtual end node (VEN)</w:t>
       </w:r>
       <w:r>
-        <w:t xml:space="preserve"> client and can be an EMS, a thermostat or other end device that accepts the </w:t>
-      </w:r>
-      <w:proofErr w:type="spellStart"/>
-      <w:r>
-        <w:t>OpenADR</w:t>
-      </w:r>
-      <w:proofErr w:type="spellEnd"/>
-      <w:r>
-        <w:t xml:space="preserve"> signal from a server (VTN) </w:t>
+        <w:t xml:space="preserve"> – </w:t>
+      </w:r>
+      <w:r>
+        <w:t xml:space="preserve">client and can be an EMS, a thermostat or other end device that accepts the OpenADR signal from a server (VTN) </w:t>
       </w:r>
     </w:p>
     <w:p>
@@ -475,15 +481,10 @@
         <w:t>virtual top node (VTN)</w:t>
       </w:r>
       <w:r>
-        <w:t xml:space="preserve"> server that transmits </w:t>
-      </w:r>
-      <w:proofErr w:type="spellStart"/>
-      <w:r>
-        <w:t>OpenADR</w:t>
-      </w:r>
-      <w:proofErr w:type="spellEnd"/>
-      <w:r>
-        <w:t xml:space="preserve"> signals to end devices or other intermediate servers</w:t>
+        <w:t xml:space="preserve"> – </w:t>
+      </w:r>
+      <w:r>
+        <w:t>server that transmits OpenADR signals to end devices or other intermediate servers</w:t>
       </w:r>
     </w:p>
     <w:p>
@@ -494,7 +495,10 @@
         <w:t>CSMS</w:t>
       </w:r>
       <w:r>
-        <w:t xml:space="preserve"> charging station management system</w:t>
+        <w:t xml:space="preserve"> – </w:t>
+      </w:r>
+      <w:r>
+        <w:t>charging station management system</w:t>
       </w:r>
     </w:p>
     <w:p>
@@ -505,7 +509,10 @@
         <w:t>CSO</w:t>
       </w:r>
       <w:r>
-        <w:t xml:space="preserve"> charging station operator</w:t>
+        <w:t xml:space="preserve"> – </w:t>
+      </w:r>
+      <w:r>
+        <w:t>charging station operator</w:t>
       </w:r>
     </w:p>
     <w:p>
@@ -516,7 +523,10 @@
         <w:t>DR</w:t>
       </w:r>
       <w:r>
-        <w:t xml:space="preserve"> demand response</w:t>
+        <w:t xml:space="preserve"> – </w:t>
+      </w:r>
+      <w:r>
+        <w:t>demand response</w:t>
       </w:r>
     </w:p>
     <w:p>
@@ -527,7 +537,10 @@
         <w:t>EMS</w:t>
       </w:r>
       <w:r>
-        <w:t xml:space="preserve"> energy management system</w:t>
+        <w:t xml:space="preserve"> – </w:t>
+      </w:r>
+      <w:r>
+        <w:t>energy management system</w:t>
       </w:r>
     </w:p>
     <w:p>
@@ -538,7 +551,10 @@
         <w:t>EV</w:t>
       </w:r>
       <w:r>
-        <w:t xml:space="preserve"> electric vehicle </w:t>
+        <w:t xml:space="preserve"> – </w:t>
+      </w:r>
+      <w:r>
+        <w:t xml:space="preserve">electric vehicle </w:t>
       </w:r>
     </w:p>
     <w:p>
@@ -557,7 +573,7 @@
       <w:hyperlink r:id="rId9" w:tooltip="http://www.itsterminology.org" w:history="1">
         <w:r>
           <w:rPr>
-            <w:rStyle w:val="Hypertextovodkaz"/>
+            <w:rStyle w:val="Hyperlink"/>
           </w:rPr>
           <w:t>www.itsterminology.org</w:t>
         </w:r>
@@ -577,7 +593,7 @@
       <w:hyperlink r:id="rId10" w:tooltip="http://www.standardland.cz" w:history="1">
         <w:r>
           <w:rPr>
-            <w:rStyle w:val="Hypertextovodkaz"/>
+            <w:rStyle w:val="Hyperlink"/>
           </w:rPr>
           <w:t>www.standardland.cz</w:t>
         </w:r>
@@ -597,7 +613,7 @@
       <w:hyperlink r:id="rId11" w:tooltip="http://www.iso.org/obp" w:history="1">
         <w:r>
           <w:rPr>
-            <w:rStyle w:val="Hypertextovodkaz"/>
+            <w:rStyle w:val="Hyperlink"/>
           </w:rPr>
           <w:t>www.iso.org/obp</w:t>
         </w:r>
@@ -606,10 +622,9 @@
         <w:t xml:space="preserve">). </w:t>
       </w:r>
     </w:p>
-    <w:p/>
-    <w:p>
-      <w:pPr>
-        <w:pStyle w:val="Nadpis1"/>
+    <w:p>
+      <w:pPr>
+        <w:pStyle w:val="Heading1"/>
         <w:rPr>
           <w:rFonts w:eastAsia="Arial"/>
         </w:rPr>
@@ -673,7 +688,7 @@
     </w:p>
     <w:p>
       <w:pPr>
-        <w:pStyle w:val="Odstavecseseznamem"/>
+        <w:pStyle w:val="ListParagraph"/>
         <w:numPr>
           <w:ilvl w:val="0"/>
           <w:numId w:val="15"/>
@@ -700,7 +715,7 @@
     </w:p>
     <w:p>
       <w:pPr>
-        <w:pStyle w:val="Odstavecseseznamem"/>
+        <w:pStyle w:val="ListParagraph"/>
         <w:numPr>
           <w:ilvl w:val="0"/>
           <w:numId w:val="15"/>
@@ -718,7 +733,7 @@
     </w:p>
     <w:p>
       <w:pPr>
-        <w:pStyle w:val="Odstavecseseznamem"/>
+        <w:pStyle w:val="ListParagraph"/>
         <w:numPr>
           <w:ilvl w:val="0"/>
           <w:numId w:val="15"/>
@@ -833,7 +848,7 @@
     </w:p>
     <w:p>
       <w:pPr>
-        <w:pStyle w:val="Nadpis1"/>
+        <w:pStyle w:val="Heading1"/>
         <w:rPr>
           <w:rFonts w:eastAsia="Arial"/>
         </w:rPr>
@@ -951,7 +966,7 @@
     <w:p/>
     <w:p>
       <w:pPr>
-        <w:pStyle w:val="Nadpis1"/>
+        <w:pStyle w:val="Heading1"/>
         <w:rPr>
           <w:rFonts w:eastAsia="Arial"/>
         </w:rPr>
@@ -988,7 +1003,7 @@
     </w:p>
     <w:p>
       <w:pPr>
-        <w:pStyle w:val="Nadpis1"/>
+        <w:pStyle w:val="Heading1"/>
         <w:rPr>
           <w:rFonts w:eastAsia="Arial"/>
         </w:rPr>
@@ -1017,7 +1032,7 @@
     </w:p>
     <w:p>
       <w:pPr>
-        <w:pStyle w:val="Nadpis1"/>
+        <w:pStyle w:val="Heading1"/>
       </w:pPr>
       <w:r>
         <w:rPr>
@@ -1075,7 +1090,7 @@
     </w:p>
     <w:p>
       <w:pPr>
-        <w:pStyle w:val="Nadpis1"/>
+        <w:pStyle w:val="Heading1"/>
       </w:pPr>
       <w:r>
         <w:rPr>
@@ -1091,7 +1106,7 @@
     </w:p>
     <w:p>
       <w:pPr>
-        <w:pStyle w:val="Nadpis1"/>
+        <w:pStyle w:val="Heading1"/>
       </w:pPr>
       <w:r>
         <w:rPr>
@@ -1124,7 +1139,12 @@
       </w:r>
     </w:p>
     <w:sectPr>
-      <w:footerReference w:type="default" r:id="rId14"/>
+      <w:headerReference w:type="even" r:id="rId14"/>
+      <w:headerReference w:type="default" r:id="rId15"/>
+      <w:footerReference w:type="even" r:id="rId16"/>
+      <w:footerReference w:type="default" r:id="rId17"/>
+      <w:headerReference w:type="first" r:id="rId18"/>
+      <w:footerReference w:type="first" r:id="rId19"/>
       <w:pgSz w:w="11907" w:h="16840"/>
       <w:pgMar w:top="1418" w:right="1021" w:bottom="1418" w:left="1021" w:header="737" w:footer="737" w:gutter="0"/>
       <w:pgNumType w:start="1"/>
@@ -1136,7 +1156,7 @@
 </file>
 
 <file path=word/endnotes.xml><?xml version="1.0" encoding="utf-8"?>
-<w:endnotes xmlns:wpc="http://schemas.microsoft.com/office/word/2010/wordprocessingCanvas" xmlns:cx="http://schemas.microsoft.com/office/drawing/2014/chartex" xmlns:mc="http://schemas.openxmlformats.org/markup-compatibility/2006" xmlns:o="urn:schemas-microsoft-com:office:office" xmlns:r="http://schemas.openxmlformats.org/officeDocument/2006/relationships" xmlns:m="http://schemas.openxmlformats.org/officeDocument/2006/math" xmlns:v="urn:schemas-microsoft-com:vml" xmlns:wp14="http://schemas.microsoft.com/office/word/2010/wordprocessingDrawing" xmlns:wp="http://schemas.openxmlformats.org/drawingml/2006/wordprocessingDrawing" xmlns:w10="urn:schemas-microsoft-com:office:word" xmlns:w="http://schemas.openxmlformats.org/wordprocessingml/2006/main" xmlns:w14="http://schemas.microsoft.com/office/word/2010/wordml" xmlns:w15="http://schemas.microsoft.com/office/word/2012/wordml" xmlns:w16se="http://schemas.microsoft.com/office/word/2015/wordml/symex" xmlns:wpg="http://schemas.microsoft.com/office/word/2010/wordprocessingGroup" xmlns:wpi="http://schemas.microsoft.com/office/word/2010/wordprocessingInk" xmlns:wne="http://schemas.microsoft.com/office/word/2006/wordml" xmlns:wps="http://schemas.microsoft.com/office/word/2010/wordprocessingShape" mc:Ignorable="w14 w15 w16se wp14">
+<w:endnotes xmlns:wpc="http://schemas.microsoft.com/office/word/2010/wordprocessingCanvas" xmlns:cx="http://schemas.microsoft.com/office/drawing/2014/chartex" xmlns:cx1="http://schemas.microsoft.com/office/drawing/2015/9/8/chartex" xmlns:cx2="http://schemas.microsoft.com/office/drawing/2015/10/21/chartex" xmlns:cx3="http://schemas.microsoft.com/office/drawing/2016/5/9/chartex" xmlns:cx4="http://schemas.microsoft.com/office/drawing/2016/5/10/chartex" xmlns:cx5="http://schemas.microsoft.com/office/drawing/2016/5/11/chartex" xmlns:cx6="http://schemas.microsoft.com/office/drawing/2016/5/12/chartex" xmlns:cx7="http://schemas.microsoft.com/office/drawing/2016/5/13/chartex" xmlns:cx8="http://schemas.microsoft.com/office/drawing/2016/5/14/chartex" xmlns:mc="http://schemas.openxmlformats.org/markup-compatibility/2006" xmlns:aink="http://schemas.microsoft.com/office/drawing/2016/ink" xmlns:am3d="http://schemas.microsoft.com/office/drawing/2017/model3d" xmlns:o="urn:schemas-microsoft-com:office:office" xmlns:oel="http://schemas.microsoft.com/office/2019/extlst" xmlns:r="http://schemas.openxmlformats.org/officeDocument/2006/relationships" xmlns:m="http://schemas.openxmlformats.org/officeDocument/2006/math" xmlns:v="urn:schemas-microsoft-com:vml" xmlns:wp14="http://schemas.microsoft.com/office/word/2010/wordprocessingDrawing" xmlns:wp="http://schemas.openxmlformats.org/drawingml/2006/wordprocessingDrawing" xmlns:w10="urn:schemas-microsoft-com:office:word" xmlns:w="http://schemas.openxmlformats.org/wordprocessingml/2006/main" xmlns:w14="http://schemas.microsoft.com/office/word/2010/wordml" xmlns:w15="http://schemas.microsoft.com/office/word/2012/wordml" xmlns:w16cex="http://schemas.microsoft.com/office/word/2018/wordml/cex" xmlns:w16cid="http://schemas.microsoft.com/office/word/2016/wordml/cid" xmlns:w16="http://schemas.microsoft.com/office/word/2018/wordml" xmlns:w16du="http://schemas.microsoft.com/office/word/2023/wordml/word16du" xmlns:w16sdtdh="http://schemas.microsoft.com/office/word/2020/wordml/sdtdatahash" xmlns:w16sdtfl="http://schemas.microsoft.com/office/word/2024/wordml/sdtformatlock" xmlns:w16se="http://schemas.microsoft.com/office/word/2015/wordml/symex" xmlns:wpg="http://schemas.microsoft.com/office/word/2010/wordprocessingGroup" xmlns:wpi="http://schemas.microsoft.com/office/word/2010/wordprocessingInk" xmlns:wne="http://schemas.microsoft.com/office/word/2006/wordml" xmlns:wps="http://schemas.microsoft.com/office/word/2010/wordprocessingShape" mc:Ignorable="w14 w15 w16se w16cid w16 w16cex w16sdtdh w16sdtfl w16du wp14">
   <w:endnote w:type="separator" w:id="-1">
     <w:p>
       <w:r>
@@ -1155,7 +1175,17 @@
 </file>
 
 <file path=word/footer1.xml><?xml version="1.0" encoding="utf-8"?>
-<w:ftr xmlns:wpc="http://schemas.microsoft.com/office/word/2010/wordprocessingCanvas" xmlns:cx="http://schemas.microsoft.com/office/drawing/2014/chartex" xmlns:mc="http://schemas.openxmlformats.org/markup-compatibility/2006" xmlns:o="urn:schemas-microsoft-com:office:office" xmlns:r="http://schemas.openxmlformats.org/officeDocument/2006/relationships" xmlns:m="http://schemas.openxmlformats.org/officeDocument/2006/math" xmlns:v="urn:schemas-microsoft-com:vml" xmlns:wp14="http://schemas.microsoft.com/office/word/2010/wordprocessingDrawing" xmlns:wp="http://schemas.openxmlformats.org/drawingml/2006/wordprocessingDrawing" xmlns:w10="urn:schemas-microsoft-com:office:word" xmlns:w="http://schemas.openxmlformats.org/wordprocessingml/2006/main" xmlns:w14="http://schemas.microsoft.com/office/word/2010/wordml" xmlns:w15="http://schemas.microsoft.com/office/word/2012/wordml" xmlns:w16se="http://schemas.microsoft.com/office/word/2015/wordml/symex" xmlns:wpg="http://schemas.microsoft.com/office/word/2010/wordprocessingGroup" xmlns:wpi="http://schemas.microsoft.com/office/word/2010/wordprocessingInk" xmlns:wne="http://schemas.microsoft.com/office/word/2006/wordml" xmlns:wps="http://schemas.microsoft.com/office/word/2010/wordprocessingShape" mc:Ignorable="w14 w15 w16se wp14">
+<w:ftr xmlns:wpc="http://schemas.microsoft.com/office/word/2010/wordprocessingCanvas" xmlns:cx="http://schemas.microsoft.com/office/drawing/2014/chartex" xmlns:cx1="http://schemas.microsoft.com/office/drawing/2015/9/8/chartex" xmlns:cx2="http://schemas.microsoft.com/office/drawing/2015/10/21/chartex" xmlns:cx3="http://schemas.microsoft.com/office/drawing/2016/5/9/chartex" xmlns:cx4="http://schemas.microsoft.com/office/drawing/2016/5/10/chartex" xmlns:cx5="http://schemas.microsoft.com/office/drawing/2016/5/11/chartex" xmlns:cx6="http://schemas.microsoft.com/office/drawing/2016/5/12/chartex" xmlns:cx7="http://schemas.microsoft.com/office/drawing/2016/5/13/chartex" xmlns:cx8="http://schemas.microsoft.com/office/drawing/2016/5/14/chartex" xmlns:mc="http://schemas.openxmlformats.org/markup-compatibility/2006" xmlns:aink="http://schemas.microsoft.com/office/drawing/2016/ink" xmlns:am3d="http://schemas.microsoft.com/office/drawing/2017/model3d" xmlns:o="urn:schemas-microsoft-com:office:office" xmlns:oel="http://schemas.microsoft.com/office/2019/extlst" xmlns:r="http://schemas.openxmlformats.org/officeDocument/2006/relationships" xmlns:m="http://schemas.openxmlformats.org/officeDocument/2006/math" xmlns:v="urn:schemas-microsoft-com:vml" xmlns:wp14="http://schemas.microsoft.com/office/word/2010/wordprocessingDrawing" xmlns:wp="http://schemas.openxmlformats.org/drawingml/2006/wordprocessingDrawing" xmlns:w10="urn:schemas-microsoft-com:office:word" xmlns:w="http://schemas.openxmlformats.org/wordprocessingml/2006/main" xmlns:w14="http://schemas.microsoft.com/office/word/2010/wordml" xmlns:w15="http://schemas.microsoft.com/office/word/2012/wordml" xmlns:w16cex="http://schemas.microsoft.com/office/word/2018/wordml/cex" xmlns:w16cid="http://schemas.microsoft.com/office/word/2016/wordml/cid" xmlns:w16="http://schemas.microsoft.com/office/word/2018/wordml" xmlns:w16du="http://schemas.microsoft.com/office/word/2023/wordml/word16du" xmlns:w16sdtdh="http://schemas.microsoft.com/office/word/2020/wordml/sdtdatahash" xmlns:w16sdtfl="http://schemas.microsoft.com/office/word/2024/wordml/sdtformatlock" xmlns:w16se="http://schemas.microsoft.com/office/word/2015/wordml/symex" xmlns:wpg="http://schemas.microsoft.com/office/word/2010/wordprocessingGroup" xmlns:wpi="http://schemas.microsoft.com/office/word/2010/wordprocessingInk" xmlns:wne="http://schemas.microsoft.com/office/word/2006/wordml" xmlns:wps="http://schemas.microsoft.com/office/word/2010/wordprocessingShape" mc:Ignorable="w14 w15 w16se w16cid w16 w16cex w16sdtdh w16sdtfl w16du wp14">
+  <w:p>
+    <w:pPr>
+      <w:pStyle w:val="Footer"/>
+    </w:pPr>
+  </w:p>
+</w:ftr>
+</file>
+
+<file path=word/footer2.xml><?xml version="1.0" encoding="utf-8"?>
+<w:ftr xmlns:wpc="http://schemas.microsoft.com/office/word/2010/wordprocessingCanvas" xmlns:cx="http://schemas.microsoft.com/office/drawing/2014/chartex" xmlns:cx1="http://schemas.microsoft.com/office/drawing/2015/9/8/chartex" xmlns:cx2="http://schemas.microsoft.com/office/drawing/2015/10/21/chartex" xmlns:cx3="http://schemas.microsoft.com/office/drawing/2016/5/9/chartex" xmlns:cx4="http://schemas.microsoft.com/office/drawing/2016/5/10/chartex" xmlns:cx5="http://schemas.microsoft.com/office/drawing/2016/5/11/chartex" xmlns:cx6="http://schemas.microsoft.com/office/drawing/2016/5/12/chartex" xmlns:cx7="http://schemas.microsoft.com/office/drawing/2016/5/13/chartex" xmlns:cx8="http://schemas.microsoft.com/office/drawing/2016/5/14/chartex" xmlns:mc="http://schemas.openxmlformats.org/markup-compatibility/2006" xmlns:aink="http://schemas.microsoft.com/office/drawing/2016/ink" xmlns:am3d="http://schemas.microsoft.com/office/drawing/2017/model3d" xmlns:o="urn:schemas-microsoft-com:office:office" xmlns:oel="http://schemas.microsoft.com/office/2019/extlst" xmlns:r="http://schemas.openxmlformats.org/officeDocument/2006/relationships" xmlns:m="http://schemas.openxmlformats.org/officeDocument/2006/math" xmlns:v="urn:schemas-microsoft-com:vml" xmlns:wp14="http://schemas.microsoft.com/office/word/2010/wordprocessingDrawing" xmlns:wp="http://schemas.openxmlformats.org/drawingml/2006/wordprocessingDrawing" xmlns:w10="urn:schemas-microsoft-com:office:word" xmlns:w="http://schemas.openxmlformats.org/wordprocessingml/2006/main" xmlns:w14="http://schemas.microsoft.com/office/word/2010/wordml" xmlns:w15="http://schemas.microsoft.com/office/word/2012/wordml" xmlns:w16cex="http://schemas.microsoft.com/office/word/2018/wordml/cex" xmlns:w16cid="http://schemas.microsoft.com/office/word/2016/wordml/cid" xmlns:w16="http://schemas.microsoft.com/office/word/2018/wordml" xmlns:w16du="http://schemas.microsoft.com/office/word/2023/wordml/word16du" xmlns:w16sdtdh="http://schemas.microsoft.com/office/word/2020/wordml/sdtdatahash" xmlns:w16sdtfl="http://schemas.microsoft.com/office/word/2024/wordml/sdtformatlock" xmlns:w16se="http://schemas.microsoft.com/office/word/2015/wordml/symex" xmlns:wpg="http://schemas.microsoft.com/office/word/2010/wordprocessingGroup" xmlns:wpi="http://schemas.microsoft.com/office/word/2010/wordprocessingInk" xmlns:wne="http://schemas.microsoft.com/office/word/2006/wordml" xmlns:wps="http://schemas.microsoft.com/office/word/2010/wordprocessingShape" mc:Ignorable="w14 w15 w16se w16cid w16 w16cex w16sdtdh w16sdtfl w16du wp14">
   <w:p>
     <w:pPr>
       <w:jc w:val="center"/>
@@ -1182,8 +1212,18 @@
 </w:ftr>
 </file>
 
+<file path=word/footer3.xml><?xml version="1.0" encoding="utf-8"?>
+<w:ftr xmlns:wpc="http://schemas.microsoft.com/office/word/2010/wordprocessingCanvas" xmlns:cx="http://schemas.microsoft.com/office/drawing/2014/chartex" xmlns:cx1="http://schemas.microsoft.com/office/drawing/2015/9/8/chartex" xmlns:cx2="http://schemas.microsoft.com/office/drawing/2015/10/21/chartex" xmlns:cx3="http://schemas.microsoft.com/office/drawing/2016/5/9/chartex" xmlns:cx4="http://schemas.microsoft.com/office/drawing/2016/5/10/chartex" xmlns:cx5="http://schemas.microsoft.com/office/drawing/2016/5/11/chartex" xmlns:cx6="http://schemas.microsoft.com/office/drawing/2016/5/12/chartex" xmlns:cx7="http://schemas.microsoft.com/office/drawing/2016/5/13/chartex" xmlns:cx8="http://schemas.microsoft.com/office/drawing/2016/5/14/chartex" xmlns:mc="http://schemas.openxmlformats.org/markup-compatibility/2006" xmlns:aink="http://schemas.microsoft.com/office/drawing/2016/ink" xmlns:am3d="http://schemas.microsoft.com/office/drawing/2017/model3d" xmlns:o="urn:schemas-microsoft-com:office:office" xmlns:oel="http://schemas.microsoft.com/office/2019/extlst" xmlns:r="http://schemas.openxmlformats.org/officeDocument/2006/relationships" xmlns:m="http://schemas.openxmlformats.org/officeDocument/2006/math" xmlns:v="urn:schemas-microsoft-com:vml" xmlns:wp14="http://schemas.microsoft.com/office/word/2010/wordprocessingDrawing" xmlns:wp="http://schemas.openxmlformats.org/drawingml/2006/wordprocessingDrawing" xmlns:w10="urn:schemas-microsoft-com:office:word" xmlns:w="http://schemas.openxmlformats.org/wordprocessingml/2006/main" xmlns:w14="http://schemas.microsoft.com/office/word/2010/wordml" xmlns:w15="http://schemas.microsoft.com/office/word/2012/wordml" xmlns:w16cex="http://schemas.microsoft.com/office/word/2018/wordml/cex" xmlns:w16cid="http://schemas.microsoft.com/office/word/2016/wordml/cid" xmlns:w16="http://schemas.microsoft.com/office/word/2018/wordml" xmlns:w16du="http://schemas.microsoft.com/office/word/2023/wordml/word16du" xmlns:w16sdtdh="http://schemas.microsoft.com/office/word/2020/wordml/sdtdatahash" xmlns:w16sdtfl="http://schemas.microsoft.com/office/word/2024/wordml/sdtformatlock" xmlns:w16se="http://schemas.microsoft.com/office/word/2015/wordml/symex" xmlns:wpg="http://schemas.microsoft.com/office/word/2010/wordprocessingGroup" xmlns:wpi="http://schemas.microsoft.com/office/word/2010/wordprocessingInk" xmlns:wne="http://schemas.microsoft.com/office/word/2006/wordml" xmlns:wps="http://schemas.microsoft.com/office/word/2010/wordprocessingShape" mc:Ignorable="w14 w15 w16se w16cid w16 w16cex w16sdtdh w16sdtfl w16du wp14">
+  <w:p>
+    <w:pPr>
+      <w:pStyle w:val="Footer"/>
+    </w:pPr>
+  </w:p>
+</w:ftr>
+</file>
+
 <file path=word/footnotes.xml><?xml version="1.0" encoding="utf-8"?>
-<w:footnotes xmlns:wpc="http://schemas.microsoft.com/office/word/2010/wordprocessingCanvas" xmlns:cx="http://schemas.microsoft.com/office/drawing/2014/chartex" xmlns:mc="http://schemas.openxmlformats.org/markup-compatibility/2006" xmlns:o="urn:schemas-microsoft-com:office:office" xmlns:r="http://schemas.openxmlformats.org/officeDocument/2006/relationships" xmlns:m="http://schemas.openxmlformats.org/officeDocument/2006/math" xmlns:v="urn:schemas-microsoft-com:vml" xmlns:wp14="http://schemas.microsoft.com/office/word/2010/wordprocessingDrawing" xmlns:wp="http://schemas.openxmlformats.org/drawingml/2006/wordprocessingDrawing" xmlns:w10="urn:schemas-microsoft-com:office:word" xmlns:w="http://schemas.openxmlformats.org/wordprocessingml/2006/main" xmlns:w14="http://schemas.microsoft.com/office/word/2010/wordml" xmlns:w15="http://schemas.microsoft.com/office/word/2012/wordml" xmlns:w16se="http://schemas.microsoft.com/office/word/2015/wordml/symex" xmlns:wpg="http://schemas.microsoft.com/office/word/2010/wordprocessingGroup" xmlns:wpi="http://schemas.microsoft.com/office/word/2010/wordprocessingInk" xmlns:wne="http://schemas.microsoft.com/office/word/2006/wordml" xmlns:wps="http://schemas.microsoft.com/office/word/2010/wordprocessingShape" mc:Ignorable="w14 w15 w16se wp14">
+<w:footnotes xmlns:wpc="http://schemas.microsoft.com/office/word/2010/wordprocessingCanvas" xmlns:cx="http://schemas.microsoft.com/office/drawing/2014/chartex" xmlns:cx1="http://schemas.microsoft.com/office/drawing/2015/9/8/chartex" xmlns:cx2="http://schemas.microsoft.com/office/drawing/2015/10/21/chartex" xmlns:cx3="http://schemas.microsoft.com/office/drawing/2016/5/9/chartex" xmlns:cx4="http://schemas.microsoft.com/office/drawing/2016/5/10/chartex" xmlns:cx5="http://schemas.microsoft.com/office/drawing/2016/5/11/chartex" xmlns:cx6="http://schemas.microsoft.com/office/drawing/2016/5/12/chartex" xmlns:cx7="http://schemas.microsoft.com/office/drawing/2016/5/13/chartex" xmlns:cx8="http://schemas.microsoft.com/office/drawing/2016/5/14/chartex" xmlns:mc="http://schemas.openxmlformats.org/markup-compatibility/2006" xmlns:aink="http://schemas.microsoft.com/office/drawing/2016/ink" xmlns:am3d="http://schemas.microsoft.com/office/drawing/2017/model3d" xmlns:o="urn:schemas-microsoft-com:office:office" xmlns:oel="http://schemas.microsoft.com/office/2019/extlst" xmlns:r="http://schemas.openxmlformats.org/officeDocument/2006/relationships" xmlns:m="http://schemas.openxmlformats.org/officeDocument/2006/math" xmlns:v="urn:schemas-microsoft-com:vml" xmlns:wp14="http://schemas.microsoft.com/office/word/2010/wordprocessingDrawing" xmlns:wp="http://schemas.openxmlformats.org/drawingml/2006/wordprocessingDrawing" xmlns:w10="urn:schemas-microsoft-com:office:word" xmlns:w="http://schemas.openxmlformats.org/wordprocessingml/2006/main" xmlns:w14="http://schemas.microsoft.com/office/word/2010/wordml" xmlns:w15="http://schemas.microsoft.com/office/word/2012/wordml" xmlns:w16cex="http://schemas.microsoft.com/office/word/2018/wordml/cex" xmlns:w16cid="http://schemas.microsoft.com/office/word/2016/wordml/cid" xmlns:w16="http://schemas.microsoft.com/office/word/2018/wordml" xmlns:w16du="http://schemas.microsoft.com/office/word/2023/wordml/word16du" xmlns:w16sdtdh="http://schemas.microsoft.com/office/word/2020/wordml/sdtdatahash" xmlns:w16sdtfl="http://schemas.microsoft.com/office/word/2024/wordml/sdtformatlock" xmlns:w16se="http://schemas.microsoft.com/office/word/2015/wordml/symex" xmlns:wpg="http://schemas.microsoft.com/office/word/2010/wordprocessingGroup" xmlns:wpi="http://schemas.microsoft.com/office/word/2010/wordprocessingInk" xmlns:wne="http://schemas.microsoft.com/office/word/2006/wordml" xmlns:wps="http://schemas.microsoft.com/office/word/2010/wordprocessingShape" mc:Ignorable="w14 w15 w16se w16cid w16 w16cex w16sdtdh w16sdtfl w16du wp14">
   <w:footnote w:type="separator" w:id="-1">
     <w:p>
       <w:r>
@@ -1201,8 +1241,38 @@
 </w:footnotes>
 </file>
 
+<file path=word/header1.xml><?xml version="1.0" encoding="utf-8"?>
+<w:hdr xmlns:wpc="http://schemas.microsoft.com/office/word/2010/wordprocessingCanvas" xmlns:cx="http://schemas.microsoft.com/office/drawing/2014/chartex" xmlns:cx1="http://schemas.microsoft.com/office/drawing/2015/9/8/chartex" xmlns:cx2="http://schemas.microsoft.com/office/drawing/2015/10/21/chartex" xmlns:cx3="http://schemas.microsoft.com/office/drawing/2016/5/9/chartex" xmlns:cx4="http://schemas.microsoft.com/office/drawing/2016/5/10/chartex" xmlns:cx5="http://schemas.microsoft.com/office/drawing/2016/5/11/chartex" xmlns:cx6="http://schemas.microsoft.com/office/drawing/2016/5/12/chartex" xmlns:cx7="http://schemas.microsoft.com/office/drawing/2016/5/13/chartex" xmlns:cx8="http://schemas.microsoft.com/office/drawing/2016/5/14/chartex" xmlns:mc="http://schemas.openxmlformats.org/markup-compatibility/2006" xmlns:aink="http://schemas.microsoft.com/office/drawing/2016/ink" xmlns:am3d="http://schemas.microsoft.com/office/drawing/2017/model3d" xmlns:o="urn:schemas-microsoft-com:office:office" xmlns:oel="http://schemas.microsoft.com/office/2019/extlst" xmlns:r="http://schemas.openxmlformats.org/officeDocument/2006/relationships" xmlns:m="http://schemas.openxmlformats.org/officeDocument/2006/math" xmlns:v="urn:schemas-microsoft-com:vml" xmlns:wp14="http://schemas.microsoft.com/office/word/2010/wordprocessingDrawing" xmlns:wp="http://schemas.openxmlformats.org/drawingml/2006/wordprocessingDrawing" xmlns:w10="urn:schemas-microsoft-com:office:word" xmlns:w="http://schemas.openxmlformats.org/wordprocessingml/2006/main" xmlns:w14="http://schemas.microsoft.com/office/word/2010/wordml" xmlns:w15="http://schemas.microsoft.com/office/word/2012/wordml" xmlns:w16cex="http://schemas.microsoft.com/office/word/2018/wordml/cex" xmlns:w16cid="http://schemas.microsoft.com/office/word/2016/wordml/cid" xmlns:w16="http://schemas.microsoft.com/office/word/2018/wordml" xmlns:w16du="http://schemas.microsoft.com/office/word/2023/wordml/word16du" xmlns:w16sdtdh="http://schemas.microsoft.com/office/word/2020/wordml/sdtdatahash" xmlns:w16sdtfl="http://schemas.microsoft.com/office/word/2024/wordml/sdtformatlock" xmlns:w16se="http://schemas.microsoft.com/office/word/2015/wordml/symex" xmlns:wpg="http://schemas.microsoft.com/office/word/2010/wordprocessingGroup" xmlns:wpi="http://schemas.microsoft.com/office/word/2010/wordprocessingInk" xmlns:wne="http://schemas.microsoft.com/office/word/2006/wordml" xmlns:wps="http://schemas.microsoft.com/office/word/2010/wordprocessingShape" mc:Ignorable="w14 w15 w16se w16cid w16 w16cex w16sdtdh w16sdtfl w16du wp14">
+  <w:p>
+    <w:pPr>
+      <w:pStyle w:val="Header"/>
+    </w:pPr>
+  </w:p>
+</w:hdr>
+</file>
+
+<file path=word/header2.xml><?xml version="1.0" encoding="utf-8"?>
+<w:hdr xmlns:wpc="http://schemas.microsoft.com/office/word/2010/wordprocessingCanvas" xmlns:cx="http://schemas.microsoft.com/office/drawing/2014/chartex" xmlns:cx1="http://schemas.microsoft.com/office/drawing/2015/9/8/chartex" xmlns:cx2="http://schemas.microsoft.com/office/drawing/2015/10/21/chartex" xmlns:cx3="http://schemas.microsoft.com/office/drawing/2016/5/9/chartex" xmlns:cx4="http://schemas.microsoft.com/office/drawing/2016/5/10/chartex" xmlns:cx5="http://schemas.microsoft.com/office/drawing/2016/5/11/chartex" xmlns:cx6="http://schemas.microsoft.com/office/drawing/2016/5/12/chartex" xmlns:cx7="http://schemas.microsoft.com/office/drawing/2016/5/13/chartex" xmlns:cx8="http://schemas.microsoft.com/office/drawing/2016/5/14/chartex" xmlns:mc="http://schemas.openxmlformats.org/markup-compatibility/2006" xmlns:aink="http://schemas.microsoft.com/office/drawing/2016/ink" xmlns:am3d="http://schemas.microsoft.com/office/drawing/2017/model3d" xmlns:o="urn:schemas-microsoft-com:office:office" xmlns:oel="http://schemas.microsoft.com/office/2019/extlst" xmlns:r="http://schemas.openxmlformats.org/officeDocument/2006/relationships" xmlns:m="http://schemas.openxmlformats.org/officeDocument/2006/math" xmlns:v="urn:schemas-microsoft-com:vml" xmlns:wp14="http://schemas.microsoft.com/office/word/2010/wordprocessingDrawing" xmlns:wp="http://schemas.openxmlformats.org/drawingml/2006/wordprocessingDrawing" xmlns:w10="urn:schemas-microsoft-com:office:word" xmlns:w="http://schemas.openxmlformats.org/wordprocessingml/2006/main" xmlns:w14="http://schemas.microsoft.com/office/word/2010/wordml" xmlns:w15="http://schemas.microsoft.com/office/word/2012/wordml" xmlns:w16cex="http://schemas.microsoft.com/office/word/2018/wordml/cex" xmlns:w16cid="http://schemas.microsoft.com/office/word/2016/wordml/cid" xmlns:w16="http://schemas.microsoft.com/office/word/2018/wordml" xmlns:w16du="http://schemas.microsoft.com/office/word/2023/wordml/word16du" xmlns:w16sdtdh="http://schemas.microsoft.com/office/word/2020/wordml/sdtdatahash" xmlns:w16sdtfl="http://schemas.microsoft.com/office/word/2024/wordml/sdtformatlock" xmlns:w16se="http://schemas.microsoft.com/office/word/2015/wordml/symex" xmlns:wpg="http://schemas.microsoft.com/office/word/2010/wordprocessingGroup" xmlns:wpi="http://schemas.microsoft.com/office/word/2010/wordprocessingInk" xmlns:wne="http://schemas.microsoft.com/office/word/2006/wordml" xmlns:wps="http://schemas.microsoft.com/office/word/2010/wordprocessingShape" mc:Ignorable="w14 w15 w16se w16cid w16 w16cex w16sdtdh w16sdtfl w16du wp14">
+  <w:p>
+    <w:pPr>
+      <w:pStyle w:val="Header"/>
+    </w:pPr>
+  </w:p>
+</w:hdr>
+</file>
+
+<file path=word/header3.xml><?xml version="1.0" encoding="utf-8"?>
+<w:hdr xmlns:wpc="http://schemas.microsoft.com/office/word/2010/wordprocessingCanvas" xmlns:cx="http://schemas.microsoft.com/office/drawing/2014/chartex" xmlns:cx1="http://schemas.microsoft.com/office/drawing/2015/9/8/chartex" xmlns:cx2="http://schemas.microsoft.com/office/drawing/2015/10/21/chartex" xmlns:cx3="http://schemas.microsoft.com/office/drawing/2016/5/9/chartex" xmlns:cx4="http://schemas.microsoft.com/office/drawing/2016/5/10/chartex" xmlns:cx5="http://schemas.microsoft.com/office/drawing/2016/5/11/chartex" xmlns:cx6="http://schemas.microsoft.com/office/drawing/2016/5/12/chartex" xmlns:cx7="http://schemas.microsoft.com/office/drawing/2016/5/13/chartex" xmlns:cx8="http://schemas.microsoft.com/office/drawing/2016/5/14/chartex" xmlns:mc="http://schemas.openxmlformats.org/markup-compatibility/2006" xmlns:aink="http://schemas.microsoft.com/office/drawing/2016/ink" xmlns:am3d="http://schemas.microsoft.com/office/drawing/2017/model3d" xmlns:o="urn:schemas-microsoft-com:office:office" xmlns:oel="http://schemas.microsoft.com/office/2019/extlst" xmlns:r="http://schemas.openxmlformats.org/officeDocument/2006/relationships" xmlns:m="http://schemas.openxmlformats.org/officeDocument/2006/math" xmlns:v="urn:schemas-microsoft-com:vml" xmlns:wp14="http://schemas.microsoft.com/office/word/2010/wordprocessingDrawing" xmlns:wp="http://schemas.openxmlformats.org/drawingml/2006/wordprocessingDrawing" xmlns:w10="urn:schemas-microsoft-com:office:word" xmlns:w="http://schemas.openxmlformats.org/wordprocessingml/2006/main" xmlns:w14="http://schemas.microsoft.com/office/word/2010/wordml" xmlns:w15="http://schemas.microsoft.com/office/word/2012/wordml" xmlns:w16cex="http://schemas.microsoft.com/office/word/2018/wordml/cex" xmlns:w16cid="http://schemas.microsoft.com/office/word/2016/wordml/cid" xmlns:w16="http://schemas.microsoft.com/office/word/2018/wordml" xmlns:w16du="http://schemas.microsoft.com/office/word/2023/wordml/word16du" xmlns:w16sdtdh="http://schemas.microsoft.com/office/word/2020/wordml/sdtdatahash" xmlns:w16sdtfl="http://schemas.microsoft.com/office/word/2024/wordml/sdtformatlock" xmlns:w16se="http://schemas.microsoft.com/office/word/2015/wordml/symex" xmlns:wpg="http://schemas.microsoft.com/office/word/2010/wordprocessingGroup" xmlns:wpi="http://schemas.microsoft.com/office/word/2010/wordprocessingInk" xmlns:wne="http://schemas.microsoft.com/office/word/2006/wordml" xmlns:wps="http://schemas.microsoft.com/office/word/2010/wordprocessingShape" mc:Ignorable="w14 w15 w16se w16cid w16 w16cex w16sdtdh w16sdtfl w16du wp14">
+  <w:p>
+    <w:pPr>
+      <w:pStyle w:val="Header"/>
+    </w:pPr>
+  </w:p>
+</w:hdr>
+</file>
+
 <file path=word/numbering.xml><?xml version="1.0" encoding="utf-8"?>
-<w:numbering xmlns:wpc="http://schemas.microsoft.com/office/word/2010/wordprocessingCanvas" xmlns:cx="http://schemas.microsoft.com/office/drawing/2014/chartex" xmlns:mc="http://schemas.openxmlformats.org/markup-compatibility/2006" xmlns:o="urn:schemas-microsoft-com:office:office" xmlns:r="http://schemas.openxmlformats.org/officeDocument/2006/relationships" xmlns:m="http://schemas.openxmlformats.org/officeDocument/2006/math" xmlns:v="urn:schemas-microsoft-com:vml" xmlns:wp14="http://schemas.microsoft.com/office/word/2010/wordprocessingDrawing" xmlns:wp="http://schemas.openxmlformats.org/drawingml/2006/wordprocessingDrawing" xmlns:w10="urn:schemas-microsoft-com:office:word" xmlns:w="http://schemas.openxmlformats.org/wordprocessingml/2006/main" xmlns:w14="http://schemas.microsoft.com/office/word/2010/wordml" xmlns:w15="http://schemas.microsoft.com/office/word/2012/wordml" xmlns:w16se="http://schemas.microsoft.com/office/word/2015/wordml/symex" xmlns:wpg="http://schemas.microsoft.com/office/word/2010/wordprocessingGroup" xmlns:wpi="http://schemas.microsoft.com/office/word/2010/wordprocessingInk" xmlns:wne="http://schemas.microsoft.com/office/word/2006/wordml" xmlns:wps="http://schemas.microsoft.com/office/word/2010/wordprocessingShape" mc:Ignorable="w14 w15 w16se wp14">
+<w:numbering xmlns:wpc="http://schemas.microsoft.com/office/word/2010/wordprocessingCanvas" xmlns:cx="http://schemas.microsoft.com/office/drawing/2014/chartex" xmlns:cx1="http://schemas.microsoft.com/office/drawing/2015/9/8/chartex" xmlns:cx2="http://schemas.microsoft.com/office/drawing/2015/10/21/chartex" xmlns:cx3="http://schemas.microsoft.com/office/drawing/2016/5/9/chartex" xmlns:cx4="http://schemas.microsoft.com/office/drawing/2016/5/10/chartex" xmlns:cx5="http://schemas.microsoft.com/office/drawing/2016/5/11/chartex" xmlns:cx6="http://schemas.microsoft.com/office/drawing/2016/5/12/chartex" xmlns:cx7="http://schemas.microsoft.com/office/drawing/2016/5/13/chartex" xmlns:cx8="http://schemas.microsoft.com/office/drawing/2016/5/14/chartex" xmlns:mc="http://schemas.openxmlformats.org/markup-compatibility/2006" xmlns:aink="http://schemas.microsoft.com/office/drawing/2016/ink" xmlns:am3d="http://schemas.microsoft.com/office/drawing/2017/model3d" xmlns:o="urn:schemas-microsoft-com:office:office" xmlns:oel="http://schemas.microsoft.com/office/2019/extlst" xmlns:r="http://schemas.openxmlformats.org/officeDocument/2006/relationships" xmlns:m="http://schemas.openxmlformats.org/officeDocument/2006/math" xmlns:v="urn:schemas-microsoft-com:vml" xmlns:wp14="http://schemas.microsoft.com/office/word/2010/wordprocessingDrawing" xmlns:wp="http://schemas.openxmlformats.org/drawingml/2006/wordprocessingDrawing" xmlns:w10="urn:schemas-microsoft-com:office:word" xmlns:w="http://schemas.openxmlformats.org/wordprocessingml/2006/main" xmlns:w14="http://schemas.microsoft.com/office/word/2010/wordml" xmlns:w15="http://schemas.microsoft.com/office/word/2012/wordml" xmlns:w16cex="http://schemas.microsoft.com/office/word/2018/wordml/cex" xmlns:w16cid="http://schemas.microsoft.com/office/word/2016/wordml/cid" xmlns:w16="http://schemas.microsoft.com/office/word/2018/wordml" xmlns:w16du="http://schemas.microsoft.com/office/word/2023/wordml/word16du" xmlns:w16sdtdh="http://schemas.microsoft.com/office/word/2020/wordml/sdtdatahash" xmlns:w16sdtfl="http://schemas.microsoft.com/office/word/2024/wordml/sdtformatlock" xmlns:w16se="http://schemas.microsoft.com/office/word/2015/wordml/symex" xmlns:wpg="http://schemas.microsoft.com/office/word/2010/wordprocessingGroup" xmlns:wpi="http://schemas.microsoft.com/office/word/2010/wordprocessingInk" xmlns:wne="http://schemas.microsoft.com/office/word/2006/wordml" xmlns:wps="http://schemas.microsoft.com/office/word/2010/wordprocessingShape" mc:Ignorable="w14 w15 w16se w16cid w16 w16cex w16sdtdh w16sdtfl w16du wp14">
   <w:abstractNum w:abstractNumId="0" w15:restartNumberingAfterBreak="0">
     <w:nsid w:val="18801046"/>
     <w:multiLevelType w:val="hybridMultilevel"/>
@@ -1586,7 +1656,7 @@
     <w:lvl w:ilvl="0">
       <w:start w:val="1"/>
       <w:numFmt w:val="bullet"/>
-      <w:pStyle w:val="Pokraovnseznamu"/>
+      <w:pStyle w:val="ListContinue"/>
       <w:lvlText w:val="—"/>
       <w:lvlJc w:val="left"/>
       <w:pPr>
@@ -1599,7 +1669,7 @@
     <w:lvl w:ilvl="1">
       <w:start w:val="1"/>
       <w:numFmt w:val="bullet"/>
-      <w:pStyle w:val="Pokraovnseznamu2"/>
+      <w:pStyle w:val="ListContinue2"/>
       <w:lvlText w:val="—"/>
       <w:lvlJc w:val="left"/>
       <w:pPr>
@@ -1612,7 +1682,7 @@
     <w:lvl w:ilvl="2">
       <w:start w:val="1"/>
       <w:numFmt w:val="bullet"/>
-      <w:pStyle w:val="Pokraovnseznamu3"/>
+      <w:pStyle w:val="ListContinue3"/>
       <w:lvlText w:val="—"/>
       <w:lvlJc w:val="left"/>
       <w:pPr>
@@ -1625,7 +1695,7 @@
     <w:lvl w:ilvl="3">
       <w:start w:val="1"/>
       <w:numFmt w:val="bullet"/>
-      <w:pStyle w:val="Pokraovnseznamu4"/>
+      <w:pStyle w:val="ListContinue4"/>
       <w:lvlText w:val="—"/>
       <w:lvlJc w:val="left"/>
       <w:pPr>
@@ -2627,19 +2697,19 @@
       </w:rPr>
     </w:lvl>
   </w:abstractNum>
-  <w:num w:numId="1">
+  <w:num w:numId="1" w16cid:durableId="1949461040">
     <w:abstractNumId w:val="0"/>
   </w:num>
-  <w:num w:numId="2">
+  <w:num w:numId="2" w16cid:durableId="695156593">
     <w:abstractNumId w:val="5"/>
   </w:num>
-  <w:num w:numId="3">
+  <w:num w:numId="3" w16cid:durableId="1289629844">
     <w:abstractNumId w:val="2"/>
   </w:num>
-  <w:num w:numId="4">
+  <w:num w:numId="4" w16cid:durableId="1564245819">
     <w:abstractNumId w:val="4"/>
   </w:num>
-  <w:num w:numId="5">
+  <w:num w:numId="5" w16cid:durableId="774861167">
     <w:abstractNumId w:val="4"/>
     <w:lvlOverride w:ilvl="0">
       <w:startOverride w:val="1"/>
@@ -2669,41 +2739,41 @@
       <w:startOverride w:val="1"/>
     </w:lvlOverride>
   </w:num>
-  <w:num w:numId="6">
+  <w:num w:numId="6" w16cid:durableId="1914928683">
     <w:abstractNumId w:val="8"/>
   </w:num>
-  <w:num w:numId="7">
+  <w:num w:numId="7" w16cid:durableId="1196430809">
     <w:abstractNumId w:val="11"/>
   </w:num>
-  <w:num w:numId="8">
+  <w:num w:numId="8" w16cid:durableId="1632974516">
     <w:abstractNumId w:val="6"/>
   </w:num>
-  <w:num w:numId="9">
+  <w:num w:numId="9" w16cid:durableId="709299710">
     <w:abstractNumId w:val="10"/>
   </w:num>
-  <w:num w:numId="10">
+  <w:num w:numId="10" w16cid:durableId="837381965">
     <w:abstractNumId w:val="7"/>
   </w:num>
-  <w:num w:numId="11">
+  <w:num w:numId="11" w16cid:durableId="976111048">
     <w:abstractNumId w:val="3"/>
   </w:num>
-  <w:num w:numId="12">
+  <w:num w:numId="12" w16cid:durableId="281543207">
     <w:abstractNumId w:val="9"/>
   </w:num>
-  <w:num w:numId="13">
+  <w:num w:numId="13" w16cid:durableId="441195811">
     <w:abstractNumId w:val="13"/>
   </w:num>
-  <w:num w:numId="14">
+  <w:num w:numId="14" w16cid:durableId="508174756">
     <w:abstractNumId w:val="12"/>
   </w:num>
-  <w:num w:numId="15">
+  <w:num w:numId="15" w16cid:durableId="299657375">
     <w:abstractNumId w:val="1"/>
   </w:num>
 </w:numbering>
 </file>
 
 <file path=word/styles.xml><?xml version="1.0" encoding="utf-8"?>
-<w:styles xmlns:mc="http://schemas.openxmlformats.org/markup-compatibility/2006" xmlns:r="http://schemas.openxmlformats.org/officeDocument/2006/relationships" xmlns:w="http://schemas.openxmlformats.org/wordprocessingml/2006/main" xmlns:w14="http://schemas.microsoft.com/office/word/2010/wordml" xmlns:w15="http://schemas.microsoft.com/office/word/2012/wordml" xmlns:w16se="http://schemas.microsoft.com/office/word/2015/wordml/symex" mc:Ignorable="w14 w15 w16se">
+<w:styles xmlns:mc="http://schemas.openxmlformats.org/markup-compatibility/2006" xmlns:r="http://schemas.openxmlformats.org/officeDocument/2006/relationships" xmlns:w="http://schemas.openxmlformats.org/wordprocessingml/2006/main" xmlns:w14="http://schemas.microsoft.com/office/word/2010/wordml" xmlns:w15="http://schemas.microsoft.com/office/word/2012/wordml" xmlns:w16cex="http://schemas.microsoft.com/office/word/2018/wordml/cex" xmlns:w16cid="http://schemas.microsoft.com/office/word/2016/wordml/cid" xmlns:w16="http://schemas.microsoft.com/office/word/2018/wordml" xmlns:w16du="http://schemas.microsoft.com/office/word/2023/wordml/word16du" xmlns:w16sdtdh="http://schemas.microsoft.com/office/word/2020/wordml/sdtdatahash" xmlns:w16sdtfl="http://schemas.microsoft.com/office/word/2024/wordml/sdtformatlock" xmlns:w16se="http://schemas.microsoft.com/office/word/2015/wordml/symex" mc:Ignorable="w14 w15 w16se w16cid w16 w16cex w16sdtdh w16sdtfl w16du">
   <w:docDefaults>
     <w:rPrDefault>
       <w:rPr>
@@ -2717,7 +2787,7 @@
       </w:pPr>
     </w:pPrDefault>
   </w:docDefaults>
-  <w:latentStyles w:defLockedState="0" w:defUIPriority="99" w:defSemiHidden="0" w:defUnhideWhenUsed="0" w:defQFormat="0" w:count="371">
+  <w:latentStyles w:defLockedState="0" w:defUIPriority="99" w:defSemiHidden="0" w:defUnhideWhenUsed="0" w:defQFormat="0" w:count="376">
     <w:lsdException w:name="Normal" w:uiPriority="0" w:qFormat="1"/>
     <w:lsdException w:name="heading 1" w:qFormat="1"/>
     <w:lsdException w:name="heading 2" w:semiHidden="1" w:uiPriority="9" w:unhideWhenUsed="1" w:qFormat="1"/>
@@ -3089,8 +3159,13 @@
     <w:lsdException w:name="List Table 5 Dark Accent 6" w:uiPriority="50"/>
     <w:lsdException w:name="List Table 6 Colorful Accent 6" w:uiPriority="51"/>
     <w:lsdException w:name="List Table 7 Colorful Accent 6" w:uiPriority="52"/>
+    <w:lsdException w:name="Mention" w:semiHidden="1" w:unhideWhenUsed="1"/>
+    <w:lsdException w:name="Smart Hyperlink" w:semiHidden="1" w:unhideWhenUsed="1"/>
+    <w:lsdException w:name="Hashtag" w:semiHidden="1" w:unhideWhenUsed="1"/>
+    <w:lsdException w:name="Unresolved Mention" w:semiHidden="1" w:unhideWhenUsed="1"/>
+    <w:lsdException w:name="Smart Link" w:semiHidden="1" w:unhideWhenUsed="1"/>
   </w:latentStyles>
-  <w:style w:type="paragraph" w:default="1" w:styleId="Normln">
+  <w:style w:type="paragraph" w:default="1" w:styleId="Normal">
     <w:name w:val="Normal"/>
     <w:rsid w:val="00F72FFD"/>
     <w:pPr>
@@ -3110,11 +3185,11 @@
       <w:lang w:val="en-GB"/>
     </w:rPr>
   </w:style>
-  <w:style w:type="paragraph" w:styleId="Nadpis1">
+  <w:style w:type="paragraph" w:styleId="Heading1">
     <w:name w:val="heading 1"/>
-    <w:basedOn w:val="Normln"/>
-    <w:next w:val="Normln"/>
-    <w:link w:val="Nadpis1Char"/>
+    <w:basedOn w:val="Normal"/>
+    <w:next w:val="Normal"/>
+    <w:link w:val="Heading1Char"/>
     <w:uiPriority w:val="99"/>
     <w:qFormat/>
     <w:rsid w:val="00F72FFD"/>
@@ -3133,10 +3208,10 @@
       <w:lang w:val="en-US" w:eastAsia="cs-CZ"/>
     </w:rPr>
   </w:style>
-  <w:style w:type="paragraph" w:styleId="Nadpis2">
+  <w:style w:type="paragraph" w:styleId="Heading2">
     <w:name w:val="heading 2"/>
-    <w:basedOn w:val="Normln"/>
-    <w:next w:val="Normln"/>
+    <w:basedOn w:val="Normal"/>
+    <w:next w:val="Normal"/>
     <w:pPr>
       <w:keepNext/>
       <w:keepLines/>
@@ -3150,10 +3225,10 @@
       <w:szCs w:val="36"/>
     </w:rPr>
   </w:style>
-  <w:style w:type="paragraph" w:styleId="Nadpis3">
+  <w:style w:type="paragraph" w:styleId="Heading3">
     <w:name w:val="heading 3"/>
-    <w:basedOn w:val="Normln"/>
-    <w:next w:val="Normln"/>
+    <w:basedOn w:val="Normal"/>
+    <w:next w:val="Normal"/>
     <w:pPr>
       <w:keepNext/>
       <w:keepLines/>
@@ -3167,10 +3242,10 @@
       <w:szCs w:val="28"/>
     </w:rPr>
   </w:style>
-  <w:style w:type="paragraph" w:styleId="Nadpis4">
+  <w:style w:type="paragraph" w:styleId="Heading4">
     <w:name w:val="heading 4"/>
-    <w:basedOn w:val="Normln"/>
-    <w:next w:val="Normln"/>
+    <w:basedOn w:val="Normal"/>
+    <w:next w:val="Normal"/>
     <w:pPr>
       <w:keepNext/>
       <w:keepLines/>
@@ -3184,10 +3259,10 @@
       <w:szCs w:val="24"/>
     </w:rPr>
   </w:style>
-  <w:style w:type="paragraph" w:styleId="Nadpis5">
+  <w:style w:type="paragraph" w:styleId="Heading5">
     <w:name w:val="heading 5"/>
-    <w:basedOn w:val="Normln"/>
-    <w:next w:val="Normln"/>
+    <w:basedOn w:val="Normal"/>
+    <w:next w:val="Normal"/>
     <w:pPr>
       <w:keepNext/>
       <w:keepLines/>
@@ -3201,10 +3276,10 @@
       <w:szCs w:val="22"/>
     </w:rPr>
   </w:style>
-  <w:style w:type="paragraph" w:styleId="Nadpis6">
+  <w:style w:type="paragraph" w:styleId="Heading6">
     <w:name w:val="heading 6"/>
-    <w:basedOn w:val="Normln"/>
-    <w:next w:val="Normln"/>
+    <w:basedOn w:val="Normal"/>
+    <w:next w:val="Normal"/>
     <w:pPr>
       <w:keepNext/>
       <w:keepLines/>
@@ -3216,13 +3291,13 @@
       <w:b/>
     </w:rPr>
   </w:style>
-  <w:style w:type="character" w:default="1" w:styleId="Standardnpsmoodstavce">
+  <w:style w:type="character" w:default="1" w:styleId="DefaultParagraphFont">
     <w:name w:val="Default Paragraph Font"/>
     <w:uiPriority w:val="1"/>
     <w:semiHidden/>
     <w:unhideWhenUsed/>
   </w:style>
-  <w:style w:type="table" w:default="1" w:styleId="Normlntabulka">
+  <w:style w:type="table" w:default="1" w:styleId="TableNormal">
     <w:name w:val="Normal Table"/>
     <w:uiPriority w:val="99"/>
     <w:semiHidden/>
@@ -3237,14 +3312,14 @@
       </w:tblCellMar>
     </w:tblPr>
   </w:style>
-  <w:style w:type="numbering" w:default="1" w:styleId="Bezseznamu">
+  <w:style w:type="numbering" w:default="1" w:styleId="NoList">
     <w:name w:val="No List"/>
     <w:uiPriority w:val="99"/>
     <w:semiHidden/>
     <w:unhideWhenUsed/>
   </w:style>
-  <w:style w:type="table" w:customStyle="1" w:styleId="TableNormal">
-    <w:name w:val="Table Normal"/>
+  <w:style w:type="table" w:customStyle="1" w:styleId="TableNormal1">
+    <w:name w:val="Table Normal1"/>
     <w:tblPr>
       <w:tblCellMar>
         <w:top w:w="0" w:type="dxa"/>
@@ -3254,11 +3329,11 @@
       </w:tblCellMar>
     </w:tblPr>
   </w:style>
-  <w:style w:type="paragraph" w:styleId="Nzev">
+  <w:style w:type="paragraph" w:styleId="Title">
     <w:name w:val="Title"/>
-    <w:basedOn w:val="Normln"/>
-    <w:next w:val="Normln"/>
-    <w:link w:val="NzevChar"/>
+    <w:basedOn w:val="Normal"/>
+    <w:next w:val="Normal"/>
+    <w:link w:val="TitleChar"/>
     <w:qFormat/>
     <w:pPr>
       <w:keepNext/>
@@ -3272,8 +3347,8 @@
       <w:szCs w:val="72"/>
     </w:rPr>
   </w:style>
-  <w:style w:type="table" w:customStyle="1" w:styleId="TableNormal0">
-    <w:name w:val="Table Normal"/>
+  <w:style w:type="table" w:customStyle="1" w:styleId="TableNormal2">
+    <w:name w:val="Table Normal2"/>
     <w:tblPr>
       <w:tblCellMar>
         <w:top w:w="0" w:type="dxa"/>
@@ -3283,8 +3358,8 @@
       </w:tblCellMar>
     </w:tblPr>
   </w:style>
-  <w:style w:type="table" w:customStyle="1" w:styleId="TableNormal1">
-    <w:name w:val="Table Normal"/>
+  <w:style w:type="table" w:customStyle="1" w:styleId="TableNormal3">
+    <w:name w:val="Table Normal3"/>
     <w:tblPr>
       <w:tblCellMar>
         <w:top w:w="0" w:type="dxa"/>
@@ -3294,10 +3369,10 @@
       </w:tblCellMar>
     </w:tblPr>
   </w:style>
-  <w:style w:type="paragraph" w:styleId="Podnadpis">
+  <w:style w:type="paragraph" w:styleId="Subtitle">
     <w:name w:val="Subtitle"/>
-    <w:basedOn w:val="Normln"/>
-    <w:next w:val="Normln"/>
+    <w:basedOn w:val="Normal"/>
+    <w:next w:val="Normal"/>
     <w:pPr>
       <w:keepNext/>
       <w:keepLines/>
@@ -3319,7 +3394,7 @@
     </w:rPr>
   </w:style>
   <w:style w:type="table" w:customStyle="1" w:styleId="a">
-    <w:basedOn w:val="TableNormal1"/>
+    <w:basedOn w:val="TableNormal3"/>
     <w:tblPr>
       <w:tblStyleRowBandSize w:val="1"/>
       <w:tblStyleColBandSize w:val="1"/>
@@ -3329,21 +3404,21 @@
       </w:tblCellMar>
     </w:tblPr>
   </w:style>
-  <w:style w:type="paragraph" w:styleId="Textkomente">
+  <w:style w:type="paragraph" w:styleId="CommentText">
     <w:name w:val="annotation text"/>
-    <w:basedOn w:val="Normln"/>
-    <w:link w:val="TextkomenteChar1"/>
+    <w:basedOn w:val="Normal"/>
+    <w:link w:val="CommentTextChar"/>
     <w:uiPriority w:val="99"/>
     <w:semiHidden/>
     <w:unhideWhenUsed/>
   </w:style>
   <w:style w:type="character" w:customStyle="1" w:styleId="TextkomenteChar">
     <w:name w:val="Text komentáře Char"/>
-    <w:basedOn w:val="Standardnpsmoodstavce"/>
+    <w:basedOn w:val="DefaultParagraphFont"/>
     <w:uiPriority w:val="99"/>
     <w:semiHidden/>
   </w:style>
-  <w:style w:type="character" w:styleId="Odkaznakoment">
+  <w:style w:type="character" w:styleId="CommentReference">
     <w:name w:val="annotation reference"/>
     <w:uiPriority w:val="99"/>
     <w:semiHidden/>
@@ -3353,10 +3428,10 @@
       <w:szCs w:val="16"/>
     </w:rPr>
   </w:style>
-  <w:style w:type="paragraph" w:styleId="Textbubliny">
+  <w:style w:type="paragraph" w:styleId="BalloonText">
     <w:name w:val="Balloon Text"/>
-    <w:basedOn w:val="Normln"/>
-    <w:link w:val="TextbublinyChar"/>
+    <w:basedOn w:val="Normal"/>
+    <w:link w:val="BalloonTextChar"/>
     <w:uiPriority w:val="99"/>
     <w:semiHidden/>
     <w:unhideWhenUsed/>
@@ -3367,10 +3442,10 @@
       <w:szCs w:val="16"/>
     </w:rPr>
   </w:style>
-  <w:style w:type="character" w:customStyle="1" w:styleId="TextbublinyChar">
-    <w:name w:val="Text bubliny Char"/>
-    <w:basedOn w:val="Standardnpsmoodstavce"/>
-    <w:link w:val="Textbubliny"/>
+  <w:style w:type="character" w:customStyle="1" w:styleId="BalloonTextChar">
+    <w:name w:val="Balloon Text Char"/>
+    <w:basedOn w:val="DefaultParagraphFont"/>
+    <w:link w:val="BalloonText"/>
     <w:uiPriority w:val="99"/>
     <w:semiHidden/>
     <w:rsid w:val="0026312E"/>
@@ -3380,11 +3455,11 @@
       <w:szCs w:val="16"/>
     </w:rPr>
   </w:style>
-  <w:style w:type="paragraph" w:styleId="Pedmtkomente">
+  <w:style w:type="paragraph" w:styleId="CommentSubject">
     <w:name w:val="annotation subject"/>
-    <w:basedOn w:val="Textkomente"/>
-    <w:next w:val="Textkomente"/>
-    <w:link w:val="PedmtkomenteChar1"/>
+    <w:basedOn w:val="CommentText"/>
+    <w:next w:val="CommentText"/>
+    <w:link w:val="CommentSubjectChar"/>
     <w:uiPriority w:val="99"/>
     <w:semiHidden/>
     <w:unhideWhenUsed/>
@@ -3404,10 +3479,10 @@
       <w:bCs/>
     </w:rPr>
   </w:style>
-  <w:style w:type="paragraph" w:styleId="Zhlav">
+  <w:style w:type="paragraph" w:styleId="Header">
     <w:name w:val="header"/>
-    <w:basedOn w:val="Normln"/>
-    <w:link w:val="ZhlavChar"/>
+    <w:basedOn w:val="Normal"/>
+    <w:link w:val="HeaderChar"/>
     <w:uiPriority w:val="99"/>
     <w:unhideWhenUsed/>
     <w:rsid w:val="001E3D8D"/>
@@ -3418,17 +3493,17 @@
       </w:tabs>
     </w:pPr>
   </w:style>
-  <w:style w:type="character" w:customStyle="1" w:styleId="ZhlavChar">
-    <w:name w:val="Záhlaví Char"/>
-    <w:basedOn w:val="Standardnpsmoodstavce"/>
-    <w:link w:val="Zhlav"/>
+  <w:style w:type="character" w:customStyle="1" w:styleId="HeaderChar">
+    <w:name w:val="Header Char"/>
+    <w:basedOn w:val="DefaultParagraphFont"/>
+    <w:link w:val="Header"/>
     <w:uiPriority w:val="99"/>
     <w:rsid w:val="001E3D8D"/>
   </w:style>
-  <w:style w:type="paragraph" w:styleId="Zpat">
+  <w:style w:type="paragraph" w:styleId="Footer">
     <w:name w:val="footer"/>
-    <w:basedOn w:val="Normln"/>
-    <w:link w:val="ZpatChar"/>
+    <w:basedOn w:val="Normal"/>
+    <w:link w:val="FooterChar"/>
     <w:uiPriority w:val="99"/>
     <w:unhideWhenUsed/>
     <w:rsid w:val="001E3D8D"/>
@@ -3439,15 +3514,15 @@
       </w:tabs>
     </w:pPr>
   </w:style>
-  <w:style w:type="character" w:customStyle="1" w:styleId="ZpatChar">
-    <w:name w:val="Zápatí Char"/>
-    <w:basedOn w:val="Standardnpsmoodstavce"/>
-    <w:link w:val="Zpat"/>
+  <w:style w:type="character" w:customStyle="1" w:styleId="FooterChar">
+    <w:name w:val="Footer Char"/>
+    <w:basedOn w:val="DefaultParagraphFont"/>
+    <w:link w:val="Footer"/>
     <w:uiPriority w:val="99"/>
     <w:rsid w:val="001E3D8D"/>
   </w:style>
   <w:style w:type="table" w:customStyle="1" w:styleId="a0">
-    <w:basedOn w:val="TableNormal1"/>
+    <w:basedOn w:val="TableNormal3"/>
     <w:tblPr>
       <w:tblStyleRowBandSize w:val="1"/>
       <w:tblStyleColBandSize w:val="1"/>
@@ -3457,10 +3532,10 @@
       </w:tblCellMar>
     </w:tblPr>
   </w:style>
-  <w:style w:type="character" w:customStyle="1" w:styleId="PedmtkomenteChar1">
-    <w:name w:val="Předmět komentáře Char1"/>
-    <w:basedOn w:val="TextkomenteChar1"/>
-    <w:link w:val="Pedmtkomente"/>
+  <w:style w:type="character" w:customStyle="1" w:styleId="CommentSubjectChar">
+    <w:name w:val="Comment Subject Char"/>
+    <w:basedOn w:val="CommentTextChar"/>
+    <w:link w:val="CommentSubject"/>
     <w:uiPriority w:val="99"/>
     <w:semiHidden/>
     <w:rPr>
@@ -3470,9 +3545,9 @@
       <w:szCs w:val="20"/>
     </w:rPr>
   </w:style>
-  <w:style w:type="character" w:customStyle="1" w:styleId="TextkomenteChar1">
-    <w:name w:val="Text komentáře Char1"/>
-    <w:link w:val="Textkomente"/>
+  <w:style w:type="character" w:customStyle="1" w:styleId="CommentTextChar">
+    <w:name w:val="Comment Text Char"/>
+    <w:link w:val="CommentText"/>
     <w:uiPriority w:val="99"/>
     <w:semiHidden/>
     <w:rPr>
@@ -3481,7 +3556,7 @@
     </w:rPr>
   </w:style>
   <w:style w:type="table" w:customStyle="1" w:styleId="a1">
-    <w:basedOn w:val="TableNormal1"/>
+    <w:basedOn w:val="TableNormal3"/>
     <w:tblPr>
       <w:tblStyleRowBandSize w:val="1"/>
       <w:tblStyleColBandSize w:val="1"/>
@@ -3491,9 +3566,9 @@
       </w:tblCellMar>
     </w:tblPr>
   </w:style>
-  <w:style w:type="table" w:styleId="Mkatabulky">
+  <w:style w:type="table" w:styleId="TableGrid">
     <w:name w:val="Table Grid"/>
-    <w:basedOn w:val="Normlntabulka"/>
+    <w:basedOn w:val="TableNormal"/>
     <w:uiPriority w:val="59"/>
     <w:unhideWhenUsed/>
     <w:rsid w:val="00E86B6A"/>
@@ -3508,9 +3583,9 @@
       </w:tblBorders>
     </w:tblPr>
   </w:style>
-  <w:style w:type="paragraph" w:styleId="Odstavecseseznamem">
+  <w:style w:type="paragraph" w:styleId="ListParagraph">
     <w:name w:val="List Paragraph"/>
-    <w:basedOn w:val="Normln"/>
+    <w:basedOn w:val="Normal"/>
     <w:uiPriority w:val="34"/>
     <w:qFormat/>
     <w:rsid w:val="005D5D74"/>
@@ -3519,9 +3594,9 @@
       <w:contextualSpacing/>
     </w:pPr>
   </w:style>
-  <w:style w:type="paragraph" w:styleId="Pokraovnseznamu">
+  <w:style w:type="paragraph" w:styleId="ListContinue">
     <w:name w:val="List Continue"/>
-    <w:basedOn w:val="Normln"/>
+    <w:basedOn w:val="Normal"/>
     <w:rsid w:val="0074244F"/>
     <w:pPr>
       <w:numPr>
@@ -3535,9 +3610,9 @@
       <w:lang w:eastAsia="fr-FR"/>
     </w:rPr>
   </w:style>
-  <w:style w:type="paragraph" w:styleId="Pokraovnseznamu2">
+  <w:style w:type="paragraph" w:styleId="ListContinue2">
     <w:name w:val="List Continue 2"/>
-    <w:basedOn w:val="Pokraovnseznamu"/>
+    <w:basedOn w:val="ListContinue"/>
     <w:rsid w:val="0074244F"/>
     <w:pPr>
       <w:numPr>
@@ -3545,9 +3620,9 @@
       </w:numPr>
     </w:pPr>
   </w:style>
-  <w:style w:type="paragraph" w:styleId="Pokraovnseznamu3">
+  <w:style w:type="paragraph" w:styleId="ListContinue3">
     <w:name w:val="List Continue 3"/>
-    <w:basedOn w:val="Pokraovnseznamu"/>
+    <w:basedOn w:val="ListContinue"/>
     <w:rsid w:val="0074244F"/>
     <w:pPr>
       <w:numPr>
@@ -3558,9 +3633,9 @@
       </w:tabs>
     </w:pPr>
   </w:style>
-  <w:style w:type="paragraph" w:styleId="Pokraovnseznamu4">
+  <w:style w:type="paragraph" w:styleId="ListContinue4">
     <w:name w:val="List Continue 4"/>
-    <w:basedOn w:val="Pokraovnseznamu"/>
+    <w:basedOn w:val="ListContinue"/>
     <w:rsid w:val="0074244F"/>
     <w:pPr>
       <w:numPr>
@@ -3573,8 +3648,8 @@
   </w:style>
   <w:style w:type="paragraph" w:customStyle="1" w:styleId="zzLc5">
     <w:name w:val="zzLc5"/>
-    <w:basedOn w:val="Normln"/>
-    <w:next w:val="Normln"/>
+    <w:basedOn w:val="Normal"/>
+    <w:next w:val="Normal"/>
     <w:rsid w:val="0074244F"/>
     <w:pPr>
       <w:numPr>
@@ -3591,8 +3666,8 @@
   </w:style>
   <w:style w:type="paragraph" w:customStyle="1" w:styleId="zzLc6">
     <w:name w:val="zzLc6"/>
-    <w:basedOn w:val="Normln"/>
-    <w:next w:val="Normln"/>
+    <w:basedOn w:val="Normal"/>
+    <w:next w:val="Normal"/>
     <w:rsid w:val="0074244F"/>
     <w:pPr>
       <w:numPr>
@@ -3609,8 +3684,8 @@
   </w:style>
   <w:style w:type="paragraph" w:customStyle="1" w:styleId="Definition">
     <w:name w:val="Definition"/>
-    <w:basedOn w:val="Normln"/>
-    <w:next w:val="Normln"/>
+    <w:basedOn w:val="Normal"/>
+    <w:next w:val="Normal"/>
     <w:rsid w:val="00014242"/>
     <w:pPr>
       <w:spacing w:after="240" w:line="230" w:lineRule="atLeast"/>
@@ -3623,8 +3698,8 @@
   </w:style>
   <w:style w:type="paragraph" w:customStyle="1" w:styleId="Note">
     <w:name w:val="Note"/>
-    <w:basedOn w:val="Normln"/>
-    <w:next w:val="Normln"/>
+    <w:basedOn w:val="Normal"/>
+    <w:next w:val="Normal"/>
     <w:rsid w:val="00014242"/>
     <w:pPr>
       <w:tabs>
@@ -3639,7 +3714,7 @@
   </w:style>
   <w:style w:type="paragraph" w:customStyle="1" w:styleId="Terms">
     <w:name w:val="Term(s)"/>
-    <w:basedOn w:val="Normln"/>
+    <w:basedOn w:val="Normal"/>
     <w:next w:val="Definition"/>
     <w:rsid w:val="00014242"/>
     <w:pPr>
@@ -3656,7 +3731,7 @@
   </w:style>
   <w:style w:type="paragraph" w:customStyle="1" w:styleId="TermNum">
     <w:name w:val="TermNum"/>
-    <w:basedOn w:val="Normln"/>
+    <w:basedOn w:val="Normal"/>
     <w:next w:val="Terms"/>
     <w:rsid w:val="00014242"/>
     <w:pPr>
@@ -3672,8 +3747,8 @@
   </w:style>
   <w:style w:type="paragraph" w:customStyle="1" w:styleId="Figuretitle">
     <w:name w:val="Figure title"/>
-    <w:basedOn w:val="Normln"/>
-    <w:next w:val="Normln"/>
+    <w:basedOn w:val="Normal"/>
+    <w:next w:val="Normal"/>
     <w:rsid w:val="00EE2E4A"/>
     <w:pPr>
       <w:suppressAutoHyphens/>
@@ -3687,7 +3762,7 @@
       <w:lang w:eastAsia="fr-FR"/>
     </w:rPr>
   </w:style>
-  <w:style w:type="character" w:styleId="Hypertextovodkaz">
+  <w:style w:type="character" w:styleId="Hyperlink">
     <w:name w:val="Hyperlink"/>
     <w:uiPriority w:val="99"/>
     <w:rsid w:val="00EE2E4A"/>
@@ -3698,9 +3773,9 @@
       <w:lang w:val="fr-FR"/>
     </w:rPr>
   </w:style>
-  <w:style w:type="character" w:customStyle="1" w:styleId="UnresolvedMention">
-    <w:name w:val="Unresolved Mention"/>
-    <w:basedOn w:val="Standardnpsmoodstavce"/>
+  <w:style w:type="character" w:customStyle="1" w:styleId="UnresolvedMention1">
+    <w:name w:val="Unresolved Mention1"/>
+    <w:basedOn w:val="DefaultParagraphFont"/>
     <w:uiPriority w:val="99"/>
     <w:semiHidden/>
     <w:unhideWhenUsed/>
@@ -3710,9 +3785,9 @@
       <w:shd w:val="clear" w:color="auto" w:fill="E1DFDD"/>
     </w:rPr>
   </w:style>
-  <w:style w:type="character" w:styleId="Zstupntext">
+  <w:style w:type="character" w:styleId="PlaceholderText">
     <w:name w:val="Placeholder Text"/>
-    <w:basedOn w:val="Standardnpsmoodstavce"/>
+    <w:basedOn w:val="DefaultParagraphFont"/>
     <w:uiPriority w:val="99"/>
     <w:semiHidden/>
     <w:rsid w:val="009405E8"/>
@@ -3722,7 +3797,7 @@
   </w:style>
   <w:style w:type="paragraph" w:customStyle="1" w:styleId="1StrTrZn">
     <w:name w:val="1StrTrZn"/>
-    <w:basedOn w:val="Normln"/>
+    <w:basedOn w:val="Normal"/>
     <w:rsid w:val="00F72FFD"/>
     <w:pPr>
       <w:pBdr>
@@ -3741,10 +3816,10 @@
       <w:lang w:val="cs-CZ" w:eastAsia="cs-CZ"/>
     </w:rPr>
   </w:style>
-  <w:style w:type="paragraph" w:styleId="Titulek">
+  <w:style w:type="paragraph" w:styleId="Caption">
     <w:name w:val="caption"/>
-    <w:basedOn w:val="Normln"/>
-    <w:next w:val="Normln"/>
+    <w:basedOn w:val="Normal"/>
+    <w:next w:val="Normal"/>
     <w:qFormat/>
     <w:rsid w:val="00F72FFD"/>
     <w:pPr>
@@ -3762,7 +3837,7 @@
   </w:style>
   <w:style w:type="paragraph" w:customStyle="1" w:styleId="1StrCN">
     <w:name w:val="1StrCN"/>
-    <w:basedOn w:val="Normln"/>
+    <w:basedOn w:val="Normal"/>
     <w:next w:val="1StrTrZn"/>
     <w:rsid w:val="00F72FFD"/>
     <w:pPr>
@@ -3785,7 +3860,7 @@
   </w:style>
   <w:style w:type="paragraph" w:customStyle="1" w:styleId="1StrNN-2-4">
     <w:name w:val="1StrNN-2-4"/>
-    <w:basedOn w:val="Normln"/>
+    <w:basedOn w:val="Normal"/>
     <w:rsid w:val="00F72FFD"/>
     <w:pPr>
       <w:widowControl w:val="0"/>
@@ -3807,9 +3882,9 @@
       <w:lang w:val="cs-CZ" w:eastAsia="cs-CZ"/>
     </w:rPr>
   </w:style>
-  <w:style w:type="character" w:customStyle="1" w:styleId="NzevChar">
-    <w:name w:val="Název Char"/>
-    <w:link w:val="Nzev"/>
+  <w:style w:type="character" w:customStyle="1" w:styleId="TitleChar">
+    <w:name w:val="Title Char"/>
+    <w:link w:val="Title"/>
     <w:rsid w:val="00F72FFD"/>
     <w:rPr>
       <w:rFonts w:ascii="Arial" w:eastAsia="Arial" w:hAnsi="Arial" w:cs="Arial"/>
@@ -3820,9 +3895,9 @@
       <w:lang w:val="en-GB"/>
     </w:rPr>
   </w:style>
-  <w:style w:type="character" w:customStyle="1" w:styleId="Nadpis1Char">
-    <w:name w:val="Nadpis 1 Char"/>
-    <w:link w:val="Nadpis1"/>
+  <w:style w:type="character" w:customStyle="1" w:styleId="Heading1Char">
+    <w:name w:val="Heading 1 Char"/>
+    <w:link w:val="Heading1"/>
     <w:uiPriority w:val="99"/>
     <w:rsid w:val="00F72FFD"/>
     <w:rPr>
@@ -4157,28 +4232,28 @@
 </file>
 
 <file path=customXml/item1.xml><?xml version="1.0" encoding="utf-8"?>
+<b:Sources xmlns:b="http://schemas.openxmlformats.org/officeDocument/2006/bibliography" xmlns="http://schemas.openxmlformats.org/officeDocument/2006/bibliography" SelectedStyle="\APASixthEditionOfficeOnline.xsl" StyleName="APA" Version="6"/>
+</file>
+
+<file path=customXml/item2.xml><?xml version="1.0" encoding="utf-8"?>
 <go:gDocsCustomXmlDataStorage xmlns:go="http://customooxmlschemas.google.com/" xmlns:r="http://schemas.openxmlformats.org/officeDocument/2006/relationships">
   <go:docsCustomData xmlns:go="http://customooxmlschemas.google.com/" roundtripDataSignature="AMtx7mio3g2OrNR+j8zWAuh723hkHd2gpg==">AMUW2mUPXHLekoyYwew5TNaYeiZO5ETfnbTZ0lR2gjWq5QuGlMcTwWxlWBG644YGEhXdJFlbezoUpfy4mdHduTpP5FQadutEilSni5TGLl0fq+xLP8hfMCWHBIcoiWkrjRdR/8xXvmHCt5iegoCIyUhtYTRoZNd+uSJahVPyXIh5WuBP5SpCMq8anns1CrpTY6HIt3j9+y2WABCQQqeydzJTzI5D1iuHVCBPFGS7mV7QcH0bdo1xz9KT18ILi6o4JHC75GKR93spWyTQRKMhITysLrFCKjICiGBZZSGwmrmd9oslUf2klR8Qc05152yhWDTVBp9/VOD3/YdK5MysCGaLKDFK55I4IqX6pawYjNscbGpz4jZ5Gi/puepr+TRXrmTiMABThEINtwUHwIwyEN7YIXA+SbmmlJMQohc9phHUt5P5feZ5uUSrvHzP7/KH3QQWscivs/0XM1184dXjJUVI8JTdrd9ZlFzucDdTAT77dEVZmBW2wdI7ju3nanWkNXVTLzVZJD/XD0hjtA4faHQZ3jfH5DYSAtQmLOoQi5FiLJj+iWGtailRXsNAOCUbuH4hbDuzvNE1i1ngvPYCX27Z+KVtyAJcjyhz4sEewrwRqYFmN8vIpo68Y6Kk2mK1aQGciYUqVb1UIqQjRN/zaDoOEZE5iDLLHlsokk6EmrCMZW3Y/ew2aop5hXlYvME+lrNCaqSbiO1aREHubOyUkqPNby/UNU1aASViy7zfRJ60XKNJwnIPd/pbqW9e2JR3TJdyw9z3vHOmwUayCft9qMQL719Y77HAJJNeg+cPO7qXONML/mtH+fiCa+BNyIis0mDRn/AXD+9aW7RD7Iws7EtoxITgL0GBhNQ0ZCp3ODOihE5447AHnwGtEQzf41vm+sN24VccafWL/QtDmbqYho8HW5bnZ+QEh5cPnDEUxh69CP+fBnV86fy1JbrAM1QxR4VMjwRTVgJ5AhmLmV7nkmU0mWOrJkTZGvFRpWgbj0aQDV75i7ZYzfnHfisFXUpPWnRyMvxvdILL71PSPmQH54/eFePI2AGfndb00R17j9dyb/hd9FrSb6IoAfGD4VK7Rtc+Sr53OcrS7L5fKQCWHqCADPb7HZMFgs9voaGNHrw0rGB5zwauADgeSfBmm9XonOdGT07iq6dA90bb9+hw7CNO3fVxb6o6EgpuUdAsIhkUxJj5tMd/rWmfceZgzuOo1PC88Qzo2ajCuXtaPXtzZ7MGoHNRf9lAT24I9i3xqFwMXJitU01HnCXdwEFYLgGY+6WkNYuyVM/GrnX7xN9j+97ocOmTenkGaed1fS2z1NxlSeG3m0mWxZ4o6DSBU/CwgCTVmLp03kFpUwwPDXbbq5baB37odVXGzbrGQABIwpeaf+iIQz5nm5k7D34PlELZzJVTmLBRegynHF7DGiubORikbAnvySh9RpFnGTq8BdQ95/oPKC9LpjJslmaQm8XVEaaGStXoX4nNu6gzCbAXwrNiazyKVOZ8zPkfnQmG6ipCRfLUn5jkTC34SnKIoW7mTvw9b96A2eUf/qxM5ZvUYaTnM0Ys+HyDqNRHP0LcQGCGLP+z7Q4CFxTciWcnQ/zA/hvhkSz2WcIl5jVkQiW49er3cuhUkwgyKv8v8l0rX1kxaY7z02WzH9v/JOgeQAmXi+bH0b9N+jCHBr6+4ckvnmkTdQL3viJijbJ2qhioNevKzrrP1OFq56aXIkvpLTTDgj5lrMOvw9f0zI+1s7hTnkXlOHO7wxk+SBYsjexi0Na+8sijqhfp5vnevITCqH7yBn5zrAyJABgrxD182ugx3ThwaeDq3u98kgWJ2T86hIbe4ERrZZSr8rnabvMZhFphWHBnUC0OwFlzQb9Q5YBgmGm1UXVnLo2MxbXaW9SZ6ULg6vfiVi6l14wxyjyHlNz7C4l9Xzi9aO/QQTijy0Zkio0yQF4V8wxCk/cBw8DfJ27ZHMgqsCYb4yxAJcGDKXllLTuF3NBNgXElFVDAEJNcCyj86FOYupdszTfiBjGbF0exkLVA4Ie5cWU0SPggFOz9dq1BGGtk184bO9WnvbhwtHNbH6YTiFYy6QwSMJKVFKa/zCFzHhRAkuEQJJUMCHrqR2VE4Xz1rRb7rYqoWVbohWKuqsbj2U7aTeANIi0h/cHqD96X7FVfIDvOarLtsY/As66Wkb4sli18LhnjKnI1TLditlRi0Y5s4oEM8EE3vdjp7SGGZlc1HlG9KFYjAVbSOYnkfdKweS+plpw3eo74b+Xe6sIPdQGsrTOF1WWqcCMLG7admrjdTfXtT/P8QXZUzSn8YebPySaHPr4RN0wzFNsXufSXVLQ8ziFWladjQvvqQaP8x3Re53rwMK7+y+i/xec/gjYJVw65sQAvxDdHVZ0yyHuAP77L2P876YyowNIv7oSqKhdymoFIIFcdRRlUQkNUKjQGSMRsmEEy+7s2BkclSO1XAaOJQ58JKxp/r0qayrV54cjpJEwm75ExBjUUE+pDCL8WX16mv+v2mIAj4VOl1WAnT3Rn7Y13JZqokBeq4Uw1rshv6hw0C3fiVvAo2FLC5fR763FYVDpruZYf/SKMqPMFMnpEUpCeTXnxHqYaXqrOltBnnw5fSeDLkAg1V7jCItSlHtql2jdXufd/PnBRRD6bUjN/Oe+uQ/VTXDpkEz2kU6k2Js6hX0XwS8HGVb9ujT4pmKMpgmrbMYZUPNjwkVH2RJvfITxKiOSymL68jLHKwEF1HBpiXuuRKpidmahZ6lhn0TfL74AY8POILec0sbJnU20JlxUDUB+XNu4s7vpxrxQBG1q0YIz3R2qHqoTz5l7b1cJO/D2iBfFZNq3emcb0JLm/snUxpWs4ToPk1wRz4+u9LBl6mySybMtMMQi+IXdo5tmHfKNBIDa2uJvs0I7FtggUXblpuCPvtpLDipj9c45F/2CA02TreGxa9+DtmfGWoEv31bpXHViL29tGKUIfrKvvAM1Ln4hTULWJj+hA4KBLrhdofs9pN+CWH2uS6zBJBkSnzVku3SfY7w5G1YwPR+TqSkdnCTGoXputKHQak9ZEl+U2PWw/XduU/6Z4biSB76u4KyttXPdr3Di7nskTrcXdeEth4eTnIsMMkx9zl26LOkDJBv8HQa1TmcdX7tld7sjKTPG7hsmhddmWckTDwZQratcUbDRxO9jBlk5VOlXcVFzY0Dj2ii3FeTvWVHAsWSwr4DRF29z37jbtExoOy1QyzKJZT9W2tnHqiTi3rmMpb3xYhm6c3C6CH7qU3IU5ImCLWqfUGUPD8+hiRj3YGUCHrt/msdxHgDh9D1ONP5echU/quJWVM0hKXmiaIF3Ckcev3JtRPjwpc6BsWqvNJM86Jc2z4sPx1Ya8gRkrRVuTW2YAZVdj0tqtiuuQweXcjGBzcEie2Wkz8VvLmC1tc2D0Q0MVgMrytd38WuZlm6d410Qh4NBdeE2LPDR7e1Zf1Gdnrt0Rhej/2Lrlc+BpIG3FER/ROrtmGz/+R9PWDG9eKKDlicq92QNBvrua+3DrWD88nmdHWoRmPu725Eslx4H/nzWxiU5UhrNOYjadx5gWKyHk9GlfLAFqAeKVBAb9RPVCgsPobUcr2zU6m3XGNPB6Z4AM+5JOmIk2d3/TPQhba1LADp+zKmXTkF7OJ6ipENTPd1HVcIafoliL8ouSEAbexizDvmBHeUxJHnwyOELDzqSOstWIv3klZB5sJfQuKuCci2GBRMchS4KTRU2EtI/YpAt6VMwfCZ+oGBjLULqJ7HeRNNySKX8avS4z7ltiBZL7z3S3/P9ogNR2SOKuRDjFIBP9fz/zCSPjB4brmalcwhRs3VQ7X7N/eH9Ccusr357+4y4dhN3hK/5z2O0M+hMuXNuCsmjSptt7nKQ2UUMy1MSSnBxdof7KjCwLmIi5UcCDZdcgRwhqBRefHgCx1zf0xC2OebbOTN5dkRwVtCSsDmRZ9PS8wuzAFCQz227ANhMJnrxlU4Znv4o4mNLOfAwDFurzloK6O0W7EahCKKgJ9XQvcV9Vx/TWGc5qhLprGGERevuVF0Q2K4kNudJNEn6p1VZ6taGQGvmbHDLrvj9PRXmwKam0wAHwziIo789fWL/YviRKiASwPCbGeqWTcGq2ZjHDppuxLPwsJ2lFI1hLxgs16bx0PRhCNR1FXFdqrp7BlvMdxwsqMDjKwHZDXM31yh0euSmapbvNieKaQiNCZAB3vYgv2+GpNSOzZrEgA4NRWGRLdDptRkiYw0uqwRRXKavQXSYA4MvQo3Ti1auURyghFgakL5/246kzEPvEkseR32VK/+yvBAWZZfnCIavS7XwoXLxqN3FlypaXs/4UCUOETV4oE8LW9xj2bXyQOFTiYTHgMlLAYhkP78b6cxVN7jODZeITLgjVpWVPEdu13SlToDdF2hohYiTe/bDIJhxqVNVx9iQcML/XYtfUhbl51Gn8YNaYoII0tjxEyDcshmOF55bFiqhmetJEMvd8HGBf3o/+vS3DJs5eTu83Ftii4iONxB7aAEJ9BWcJTq9uZucMIfQ0ENaH2rkhUQpkPP5ZSNpqKCudj1z7GpzJVsaprRlhaF+6GWulumggFYxyeQMFawZvQdaNk6L6S1lyFLM1sNfJ2maCsUm6nJOYo5Ja7cIx25Wi1HMm2ZnwktaN+yoQo1R4ffZ86rb3X6aIsjecCwMAcIctWUv4ezB9uGA4wUqedVACDUTa1t0JLvAd6d+Dne8pxy6MHE1iC1ayNsC1cX1zjt69YYexkvKFzjRdYH+5Gch7F4dU1sIGoKgZ6E0OnVgSer/e2frl8jKSk6EdO2tc+wKvyANidoS755c8EmoI3Fi9UVABb7fVul3fe+a3Gm2enMtUE8t87eZjjol+GcmlvRPJhX+ChbS4sbfh5hWeGyF145wlAU44vrUIhpQ7nookCnbeWo9pqu2FxY5OtJmgKXe7eBJbhHGs8GgJwCPM3mndFBlM1RBCF4sab75BT7/RnBTY5kmRAARmycTf0L1DHyIoA3h448JbX2lAC1LRibMKDEy62liZlIwZhLeV33hAdjKVP033dKDeFBr3CRNIxefFaorngIAbkvCdBUeRI/R5QtBpjoBep/IPvstZXIytFc+uTYMZMEn41sj+HupEnPAcyU+X76BEFJ5kMCa7YXk5/TW3Hw2iPU8X3KBht6swEei3zD2/ZgGEgEDEkhIWHasUDGuPQlcWEVgRi920lj8dJOGiyeDN/13N5mT4F7pl6Ns/vJZSyt1g1baXR1yAxt2FvdOUBxToWvP3rp9nMIWuOrKjN3TV0/dy0d4svNPv/8ahWzf2ES7zEuzKan1cvUKoYDqVR2nRwwqcmrcs2uoRyqVhSNJQ7I8j762k3u2gkKHlgT0zfSx3cAVOiqys44rdwdrki+RAPFl+RXJXvnU8dW0Y3VR/MK3mVIuEQIUrfI+0FmlppNa7r+/XCbV9vqTUkl62aD0zNd0DjT8/W+q99AeqvU2VQylXCe5EsDGcbYpo+6uTZ4T04Cct/80WEDPy0jEUy4xEJMyMsut6z1y+jpYvc4u9+6E4gUYif18FM/9k4J/ujEaSs/AwNkJpaH2vEJUR5vTWQxQYaW1Oui1ACGoU9gwvH09p1A+a6y17qhV78js5yreSXqOcGqyAQCsrKOfSRPn3ZUIQUKL3osP1zXfySYz/55wmLWNxogVq+5jUJj9jlzSa6XzaQGdXM/XIBmQucFRk4jG9khr4RWKCEgnLdnW6RR+rxP2Pvorg3RUIZs6AVeC82cammSh0g4KnifeIK+swTjMI3g1RltGel53Yc6CEX7S0kUKR+DoLcL5JKLomUyTnOc4GRzimySO+FS96EBYju7bXlbxtEKXUiJHLEq3v9DOheG6VfaMQm8zIme79sM9E+yToNzuz4phSN+h8cbQnjRYGIrtDkoRU19J8mi15vnjpAxuFytmiiEh12VQ4M+d0YTUfWe340fW3cLG4uD36qsYL0+1YZ+IUIwCwXx50HCDxD5TueFTK+XRxuKNmwEjqDJobuV83n4nw28peTuL0Rruge2EWL6MxyK1VeP73d31zmbg4IOcSxZVFZIF4XLrLPYjzt89DlodXdUah9SrM1Qpb8Q4orsHW6xa0xYzK5FkPncNBjUTPIDbQ9CEiq9hIZFV59sR3zx9PddLUZHQHrEmdgpamxSKdEJGz8FyHFQOIPVp2ufAGFS9KuA0IjxjpfkoANq5p80vJEZ01tSzakRoCTm7n/hESezxwFzYPu/6qIXzeSGLI9DQVRlGbIT62wO2PsoWL7bkZqeddJVk7UAg2nq8fPAjZCRchM5lcysOaS4gWdGlueW0f8eAT1sz6qg8CY3JAKSLfOv70Fe5Zf6NpWsEWWrE1QXFJwFgQQUzoRLUwdvdm5839flnRMy7iqg2KcK49fzi84/P/UQq8BHan+3xMEZfcmW60ifxmmrTXO587nO71d4nch9M5NdQnjUOn/y3rHSx5/akBQ4MhDW3ljVPzkBthnPmlEXuRKN8BK21djltdfyTwK2XSES0CjLSrJJj8YcxmxFPNHFJIzoUDl/T/OTC17tr8VgwkbJjdVsihJIYly29mRRuYUKxLjtM+VDMTmK9GjBy/7AeJppx7RlLi2v7N8EpxJqV+ekngvWalZVPaozuB9Npr/Pemwr6umI60foUBwc7sSY7qFb3Eu5L9ZIua5suQiIJvHqg0JQsfvVAD599l8bDJZcGWRUutL7XTpmhU9ckiAyrEMGQJEj9777vJxt1JhAIJfLGgqX7ifIO4kVyZ8z1g/KbRxA5vPRkKjloAt76SISscRtCkmPbG+JKQ7O02+5Q2AJvCWjHFSdq8XGWNOa7lNPArG9gAQxzH9ptE8qn9ePaU2iZ9S88ygkGtQErtZSgd1mLiKGuHjdjbbiXSl1qFO+Q8dTVdmY52KxShpY94eCZEvXB0/AAq4WPiU4tX4Y33rBwqj4B3u7y2CYki7BLxp88Nh2gJGxoVadGo47D9Ek9Mjry059yc8Nn1jiEcyiuqOzYEAQShLfapAgucNm1wfPRcDS2G4ocSBMF032Gz82FktvqGfRjvxxxMcDiskPWb+yYvOAf8JKsMoYdvT6URFDCjVCrfgOJRdfOU0iEYg1iDqvSM6z11BK7yHGl+n/NCi/uRGXZv/XAFXlWdDlS7uReSrN5DZWQ9mVgPj+v9uX26JZwAj/qIZ+lHwN3c6ubbkUZBIL++W5kAh686RpLryxfwa1ujke41DjoCSR8jAiGD96by1NArSnycQomtthVfPzeJJxY0MC9R01/b1pHiBZst40KsuXocFcqppuZxH8niB6McOZ9wAiDJCO8j2khG9xOgnaHK7qcHyShaoOmqaa/n7AMERJGVtiiLaQ2VovFRPCNKN6KQgmHYBlNfydXN8VwVlOgpemAgQUDNbDPMVQEo6hD7Z8Ke+KV4SOOBEkqj9MEovOTVV5Sdh41ET7B23s5lFWNm5htoDUtDvOZSEkpnpXmNLsI6Hh2rRqiR3p2MnMvxBxi0wm0viWFtLrW/E6RIFNvQzhoqJ+vxiJ5rR70j0nsbKEvj5vqbOjtwJJlmrei1j56uCir8cLE/2JTZxtNuT6jY0LRk3Ihtmy5cH/gCtLOJu0uUzKtnWzQVBu8E2lrcYO2xhOB01dGqyoXEnbTPwIzb/Ov8PXNi0eRNpnGfzO0O2AqA5cSp0bJUHbuvoFJPfjUSNKkrnznmHQfmZf7TGQJb0MMyO+9kETPCmYb9pZ3EteROut2qG8daIgGLIGgJYyYtuK0sENw1osAng1oGxTtK5+EH/jJAvl106wUcPpsUbJ/Hp0hDmEQfYcvmaX5Q+37zZ7b9niKXl8f+tjf0YHWFZjIPZecbwfGJwwZlTqhT70aySQALF6RosOQqkqPjvocNNd40wHAMrA7CyhGTgYx8BlEHnXKKLlOUhhfm8P8pwJTixsSIiD6bSNWkcy5vDiv7pusHiBLpkcRf0ho5aUc6wH63g3Qg2i5/MZMBBFipohgO5gJ3pN/UTRh5Ju1eG8AE03fLEkZ/Xf0SOSKjM6jFbXusnWO2VWCVrWi7NVrY4MUbzRr+3BQWE7e4rczHfldLNbTeXnNvzmSa9R80y8GyS65Cax0do8MaNE0ZTv4VC7LKlyla7elGzRNKfYYxziWsp5XIz+nXCKwtluBuwbNd5eubjuzKkLzZQu8P5p0z7ccMtsj1d5cZyjWSfB4Ziqy8SXyL6rdMzu5oOVSGd5Lv9xEx1/3PXLnhNnYMi3ZR23dZvN+1T5KrPLs7ACNzsgO5v6qyTuiAg8UpLYbuS+fvpp+NXVf7UiV4bb3CmJ6GmCSRNWfjLkmy0ljMnidBzmrGEHIsfmne5tDMa4t2MON3KxMKTfsvaF/spi9aoFW5RLlybyEzgVGPc29Vcmy1jWg5uHxY0/b2gcqSmHDEPVDJuYUTJgdLyAHPwqKsUyr4OaH4NI2BWrdc/auYahzVmN9c7bwclofZF+dGoCEGssXwndhzfU8gCKo/BgAw6Ggn6a8BwZDi6bRiMoCqP2UlvsHazTXIZbng2e/SFr/sILbTdiZJt6S6Ol89XzNSwW4SUCgCkLkcik4vP+zq7fQj11s04bdOJgsNFNr8GS0LYXfydXojK+cXhtJkDR7VbPTEm5Izlh1NcxiAyPpNU45lci6jSczOKBPpEj13pO7P+v4wF1tlqVb2QvDJRNEuk/ZDQpXbAuVMAT6MzF1od1i8P6fMWFQMsT3ugiweCm0xcwxw8NybSw92lJ9sTK/SXVHH54uajJEZ6awpPfesmTCu+b1ki3WUUHzFqjX75+YtPgE0t8+VeJ7fUy2K4sjf1da0lCz5a1GYjI+znmWDqSA0ax2+IBDtr+8JiHKa+UKDmxwWAfwvse0AoGGlwub3Qf/yc7G/IFdKHsWsJ+OtVpAy+eA56lJzkF80qKkGqFX960nYOehq2t89RFwL9yzkLEKFG7XbaB75Pgl05qTOO193rleFfynQR54EjK1GKBBRf0CUzztst/8CE9taLUXqXo28ICjhflg4KXGZ/tBi739vsIHg4Tq0AXsYSAHd3u64VaJNDCDNqwARt/H7e7Llo2d3RjK2qb0xB3mErzxZphwL0B+8xVfH+SWCDuqCsWveSDcII6FyEqcA5fCMWSnTiZuYm0gdDrtGBLh/0A5UKPERSXVj9yEqn+Dlsjq0FqTiV84tncbi9SqSu/89w+V/pdNcCkXyJjkWir5NmiOFADFtNQohhvhrdHiXRyjOuKq2j7Ez76bqwYGmfuc5Oq8JFAn/1p2F/x0Bt9THzaK1NHK3wdI106dQLszIuX/sk9OHH4R6B3l+os1k9cCgq32teeQX8ft+FTZsba2+4fSyCU1MBv3g0oe7mORynx+TDWggFolV7AC/KK0RZJ9S+fusH8A0PyiiOZ2QG++UhGOyFN14XKb7COeiU/60pnOMENtZmO/32S9UUgFttTrrkwpKQGnc063+OP9hn9KfdRfNrBdCwtyQZPnfKvxDp2wfWq+YuLxLvqVQeR2CSWUxprY1nx49832aZHd7PvPWvp5CmJm+5/2y1GLQV9qjqnrcQNFqOUoLfibf4uOW1ihiECl746Svpq5cNblvcqOemgTIShGmgsV3CT0krsQAt9bMrrRmkE4ttgofjA8HRbxmyud6VrB1tdPlssOLmNBVs02sq7sUQbVQi9AS9CwNsimhVM4QJcxVmrn9ytyFLmO3Oi5v/dOiMxPk+hWy107W8cBipvV70iV4/5SxfGjiiARrYe90WjRBgN347mIOdFOmKYPfpa9rmvcmNyxBnrqBnXfONP7UQ8E6xo5ki91l5Ty5PLr7b334buOEne90h8jKEDyv3sQuGlCbyzrxDslnHYRP0leiXmrFxvR+wI1g0PmDUhJtQAx5pGHNTVKfRhAtginLfF1mEkwUE1fCYgUrD/BxPDtIdvcgSqrQD5UC9BUFevLzGNI7U6NHrX/3WHgH77Kw5cnMjHy4hyRssIm5vHImeuAuZ1uwk9hMbD+BUY8oGLptuhdScoeAB2ZmHZpSu60oAYk9+rq3gQGIvlJ1rVpKr0oFUd+jWZAzZmrd8T7XpZz58kDZf38RDnx2JnkEwTHFJ/ng5Xc/WSYHbgNdq4T7GoWNF55kt53Mu4l9xf97D08t3YqBaL2k8hn+ynH30ktvY57bf9x7+xsS0pWmqolK5UH7Ib271sE3Jil27HwDD97i1vEcg0q3gzueT4VN7mT2O0ZkwFV6RW1S+0g1JNoOIBscyemrOXLvDClWVNp/eikYiSgX3hRXW/uSTcCwWJpLl9prBaZenBsDffRLkbJPMgXnn7/wtJ/GzyGz8HqhJKYNMOnCVu7FGbpU2yh9WWtK+nu3crhZ4Vu7RwekqI5inWThayDeiyLzY0jtk/rcdxysk+L/MNysBbjXdMefk6vnxbTHyoVDbq7ZTRkYcZPQMDZ++BjCTCF5u6QGMKo79onxOd9ZoxBiwf1oh8af2cWNswG9jiENyXy8hYVSE5aTfOgwdjgouQH2RBB61sy8uPm4WBXOZ5SF7bgMru+t6cdYY4PratZtpnS8HIyiZdkiOT5Bndw0QCbV/F2gb5cP/xpL+2rvFswL4i/l2HqEqPrIdGGXG0uSAGSNNZHgncRl6Nl3aAKK5c7dD2asCnGmySeBmZ9fQoICX2KbB+5KjT8CyZPRDun3NKyNaxbatvqdAdNY2yAvrK1bab8nSo0DVv20QOkiISXOZnHeN3je0BZSX0SfABBJPnhGhx3Ask1If1Nc/YU8d61mHLa3a3EhaZdxM5QGNJhwnRZ7MDUudYSESE8XHGf6v378ub2cLCD8k5lGTZwVuU+pNMCcGhbFl/jqbfSlzMaAF3GpXzDSQ5Pgdlk1uwokO+CHSQ1tze8LdN8ngGM7XRbELyE7Qo/qM5A/cbDPG7iOjpNxsgAdhsZX+nI/RefCxpQZBs7tyzRlembTHcVDG0AsBXjI7UBh9vlakMqND5u+Q9e460UOTbGUyYSg89nIhX2uZrptTwAcieQo5nfqEtEdfS1nu/fhFQAlbxnIRGUB/g4CS0prgST/MHS41ZqnfaP/HGTPvp9Rn42z0hd+Y3piIg/MvcJ5heAhIEIU+PMubByJQMnbaHne14us7VZD/jgmVcOY5GLUbpxXQsroekJz9zhbTwo9DCAhxZfQ2qfsCPQBJpnAk9GNiS0LDBMmhmHVHM++c/gvn3pB2GkXjI/C3dWyWhsKqKv1Ur5SlAoX9Vkd1kU4zE3KHLuyNOiqwasJaQr4watmd4isqkKTaNGH+owjIE4LI0sxQ9lPY8RoN/gvwQbWWXzQRSPBCDN3lH0gbJdONMuniRXcZDU+qa5hWautI44HY04JqN4i4UraZc2R5G5xfJT7h2xr9PgvQeB8JEyFzAr/ugLQZP8hX6x4PjvTet0Q1eOdTSc4Tr3V4yPDmOCV3JBAqRRF1cgrcpqXdwyANCLAbo7l0JvfX6s/fC6F2gU43/fBP7ix55hSV7CnrfogjZ9bdWSPIA2Bxt7dTkLmg4ZI95NpAlxB3bFz9lXnf1V9HpOZ+Zm0f6HeVSwftr8pCrh1JrwAxNUWc1cFAp99znhS8ajlLjKwORj24STdUKMv7uFUPoe010vnA2Sto9uV65NfnfUBkG9wOJ2emji3sxo7IkWwEtlCMCt7IjG+rbxmWio4f+6xvxg0ba4kvzXrta1Em2Xf7++e5o/V8B9ReJBwpBx+YoeWlgSeSNcVf2gNmfAmwXRvKQQBcs3GCdd6rg1IurZWykg71GLnR3u55t0GrUvwi6qesdFqOqOnkOUI9nAqhxidlTve+lhFKsCmCax6G7l2lWgdVX/SNr9iREihENZ71bFyyVhADSIjmV7dbxO1muZNVaTRSdW2RcfsX1DxqYehz25ZA+HsjL6WM1XCD7xv4a+NqUmeAfKdG0VwA1M2YQFegJBrod9d+pZ37dGBoMbZjnkOd4EyRnvkoDg0xEJH324dPUkDQVyCLk/q5gJFYrgfUcMxoTT23BJi6KxFZTerwaPoVYyP+14cgxe6DfZBjdmhwEErMlxGFeXwDynbEor+M5+xXG5SPDqD7Aev4ljbRcDNfzJjRnU2ftCoLXKEksqW6JwP87E6mUHWJMVwpJ7e46LamjDAuoGuzNSd7Gb8bJ/T6JEiCM4a44GOpM2eBg6ElZ5X3l+E94R6aajVqufFvacVUh6ldCvZ3i+mJWL3fdsnkqvi38540Ao8ccRSeUoHYpsmTiGOLFLRx8NgQybkAvhmJadv9zQH6TiDmAEUSgQCpvme6ErI9BRG5xG5ec0ZYmQbrek6LUF/aTV2YAtPaBbVS83LgVlLGYXK48JSnvr0i6gtTYKRXTFo0zfkdJ0Xw+mfhc5NoVNY7pfJqyxGKt8/ACw6fQDU3IlgQHv4KMV6/8WmmL/3uvuIDh41vohwJ8Cz1WaHxcsSVYzM6UQXAc4LJf0p8WM0A95WQXO/TzNtSNPSopcmBMO1RQV63UhhK0shYVo/65hmRVLQYaF6lj0rwBr+7gscaztsOuJySUgquQd/QGvWP/bwsDjL2h8rAYvYE9Y+KdHyembtmkQ/T+ZoCo+f+QTVsw/zQdUXfuY9UgDc/1/5z3kVACphg9qgJn34PRmqf97J6kqGLZxm5XUEH8jHHwmn5aF9bvXUB3h6MUoHcl0DX7Ui9hPT4LehTJtheQ8UWvUqVKknGaddaK7XPShV3nSf6yRB5A45nR55b+Dp0Wyhjp5Pbhn2kLtqkXmIHVWWCVwn0miW4OOi8uBRAxa4TLKgA43ln2lSZVQlIMjqDQvx6PPJg2rz14DRj/ZSwpzHxRs9miPcKxrT1ydfGYy5FLhFFJFmnhUi9rYUs4nTKRy3K0WIArlzboEdqWSByAReaMaa4JUAuXqL6RM3DSJSsQtFrUkvx6oi/40sR6M5hv/Mo3ynUHtausbmFQrHBn2w0KisC0hUENeNHuphaGyS/u+fehIbJ7jVhbp5FqUjjGPxQK41ZeKVo3VhCmvnrk2U2Cm65HhH/PH37awayd9FqYdnuQ/UNXSARYEdIlNI9Igizcvxxco/4siV/wQcHGXY7auHXho4FsNxwwRHtXUxfwYqlbczi1HI6EUPXWcEF7qAtYebCMEdZ9/CbnKj3OLcTn9B6sbQX1KfTO8PNiRMyw1teAGlUsaypmcBw9pg3hPee/4e8P8NM/l5BB0pY89ufzrZltY9+NPpDOVo0HBl0AOVH83j6E+HbP3sbmZWUKRAxfYv8lneWKLjSccZcpxEf94eJ4MHiSP9dXrMK0b7T2Q2vDb+2anCEE5+0FVwFOKmE16ADclcqxysRRpqzHGboo+x8aj8gvnXl4kVnZY/3apzq/RumSbxlcq+OuOUO2kwy1cH270I1B6CYV4stySKVplXeHzJX6lNRACY22qyx1JqAEahHHHkeWTFNsxrdNzQBnpwgmCJ3JcUw1CfgGCkaMHnAEvU1d2T0+Cugin7BcriYjLiP1FnZIpLSwmbdud7gO7VLgl2BLDRSIMaXhfXYAMs0MOhxr87jepLtZ45KMH3IclK8q9nM1+axlpCKPz5TJJvBSSaLJfkn5X+iMaFeY4ExnVRNm0NwdV7dp5PnDSJ5Dd22w799hgC+IMQgwbhT+UyQBLiL2QNALEaXSwFw4RNBmNXZwIek3Gw6mY0c2Hqv5PO65JTPRRypMskibac8DJzjgCtvCe+p+Z6pNxmN79pDVvrtH++rNrVr1wOO+I0N6INoVNbHSppQq1uIouc/yfThSbY7ETeW7OmGc7ZQmzHDB8teivJJas4+HGbgesjRMAhJH2nvqq8c7v72Aic7+dI4k5nqTBwRyco6kYuGwe8y+d2ly17lSIpt8xMJDCUXYTUgHco8O2R6W6+IxGxAqKwqFQcdLp7QJ2c2cxYXF333Stzlcl/o+mba3QvnKN1wEqut5W5N864ShL2finG14tYQeuBOkCO/Z4mm9fUZqyjDWesuSFgwEgTb+H/ZiEoYQYShudF8dKofNNEE4ApY+Tx0+My1Efva01F8LYYpRHby6I6NR6ycz+E+Aomn1DP4dQ8nboYDFPCItWfOmO2PdAc1WWtC1Jrod/FUdyBw5eJJgPqlCyW+al31Oe7ihSAJeaE3l9cE1XvZ2VvTOn75ZWimxLg/+w9WVi+OdSpdnEfATvxbmDsitlN6AWr3dRpFifnPS5N/oKGOzjfYo1Na/jQhw7WAtg37TI/EDAktTvG/Rx1uHM+OIud+mvELo4EkBAFYipIVguQxTGXysafmXMaSf8EJiP4xzJdmQR6diEIpFRkyElQrdWRVMweX43w/b5mjSF6dqa7Bp0MjepALoF4BAY4u2qeAat4O0lG2bSj0LCedx2BlbLxmLxaHLm+5Vz/0FsjKzx1gmGQKYp7IcPRtuqwTVAjwYfArU0004J+mYCjKNT+3y/e/78eRmT31YR4PU88IlvSzzYhgVVj2UG8yDoHZFvT2xdDtvsSWj75U0F2MCGOD5L5giUcWW7sNYknWs35bbhpDkojhO7w6lI63eh2o110PZU6Hg9TxaXN8pFImcQ7umvast+FBzYoJuMzD0QrYslJQ+UafTDyS1YwHZN7tqL29mVl4+MEnwH/MNLS8Wgwxe3EqKq/G71iis1x6BdWd8OfoUmygJsa39LlNkSLybmO5z1Tlyo5lJrVKJB7tv/db9HzVycjFcZOZ62GcFfVJttjXF14Rw0W5lcJz5x5g0f4QZ3DlvuIEX9Xlr9WRYgxiGzC9NTfgwqwKYZXYaAL5VSZOMSqJIl89J7gqTUFaVZgfQ7WeT/rhCEAKluX/Zv2yUBnGwWAF4IxfQiX3PXw5EyTYOEwKnyOdqkfv565/xrabzBzmRG9MhGPZsIlSMrWczK7VEuG8UX9SLgC1p0TqpZc55q31DcQti20vEHZyoTd6PgbTPdkpbvS8nv3O5sgx563wevs3VNKOiJC3LjrD5cML8iJ7gHA98DMezX2a6dfGrI3rpsCP9tCP54jUFHUiRFbNwKA97mF03HkICXjD6Aan2Ly1bwPaLatJtdt67cElJs0SCTWFSXtZvRawjqfx5+SZfpNI78cIJO64gM0WISFMfbh23wTfqlFzdZjObUwq3D78muCwpQwYDCgxA9BZoBR9L56TXHSh7bK1kOXP5bLbFD9HJc5IFuwXRgZHbwNjwFf/DglJhP9l1aaaUpry61NIWHJBIrdlbeIz/dArzEVnOuESZ47ctq37wyxWYwFpTjyrAJKqQsWwgyTIzwA8YIOuHJCDl1WE7CijQlDNpSJicRcW0hL9+nzQ5x7/kHcNNBqxj5zt0cQtRTP1OAzeIY5bL/Tb/Ep1kQ+1xy8nuDbfPBJFTXe0wiCwbRb5/lE+TKy69kF4A2Kr5Dlce4neKK03oD/U/Pq2cessOFWmZLfoNcfGcwNQ1Ba/+lYofO0KOFtULngoIh3OfbUSS2lC+EpIjfTiFYlCGhhgVKK7KXytxExEXVXOAbAhxP6UaZsYF45tNCWxWTAB4FU22kuXOCKN42fd8tymNLHIrf9F+HmPq4S34UL0QlO6Csjy3SkSyQEsjSf9QHC+l4MIr7Kd0OKj6KZZ2P2GAtPOzRGqockVoStmtR4jtCK7tBvvAuC8sRrSFv8FhPETv/+bYbXdOyqG+Dl1PqGRSkKBfLRcPM/7xqK9EfA0DLroCqJyZI7x/9VxgBNEa63qLj6bQPFDEECr68EBEkq/1tPzYcYJ+lghuKs6qrYDCSROm9UANj/k+Dg3hvXJi61EcXDwH/di46jrukVb5fqSl+16OKGnsU1lrwLmi5XlcE84pjhbwX23Xp/9VpSG0jtI3VjRo+dsfRh9nYKerupdeHTJUwAPklWsCI0Q+fGuoBt3pDiXglDxyDMrVZzzLXfMaPSpTn0QFSwUsiC/19nwoQG8A+Cx6DGzOmoszpmWFjJqM7VTQaFsq9GNTuFF1xocn07i35UG7y9Iq1ADPehV09paDYRxmx1Nm58QyZ3aEHctoE0IJuEaCzHBE6nBw/cqprPfA7/txgdwAIpIozqZyJ0D/Ch7bEsM/H3KMclRkj8SuLJF6Z+kPt+a/V87pydgv0hKEYtKpR8IGhfVhFBfQzQHeASN75SieGpLIJWG04bSYwfqvXNpfYNB8pQnItwVlV/au1IlWF6NJERdoK9N6f6nDkDMuFqxNrRAfuRceg6/vjAPXdEgCaw37J6tH2PNzIGjcJjgGVfnhJH+yFRDeZSHVh6V3fwROl+P9a7L8BnMNindCvjN8RdE9UqrVyVj0cJUOMCEMSSPu7L6vWoRBfpxbqMdm690AE25SzfZEwDEUtDEMU7xap1lrAYm2vgOZ252XoMgyfv4nW8TFe/6ybtruHOJ2lvDbPnFTqkfN6chslglAoBG8zrnax6/22jdfbpjwtyjcl8WMx7Ympci3dpr2NpyLbHneUv/icYt8hswjwXDYgRn2vs+w6zZHA1ijaKfHLgwh/O13tfhBgW+Xm5NxQQA4l47/ClPbIVvt3CFdvx0ZmsKUZq9Aa2vdVWCHFHAA7Sb8TGa7EDdZYRn6F7Woxc+EbB3G7vp1MxOL0nwxo5K5QKafPAMR02H0jx4P+4WEiW6VTzLuSjnZqdJFoHH9Bguy20g3ahjfxCMt42BWocZXMMUo4d7j9sOJDYvomhqcfZTKVYp9cMDKMJRHTokaqc6SaGkdJDDFuJuY+IdvGO9oKSYkXwRE1TCkk1ljfc6jk5Rik7MTiGzAcIqPKBCZJ/9WkR+Wd9S9P1Ij1zZKTqdWs0V2anF0x2U0WXC35xRLGjbHsFTcHxGyM2C2nexByVjwFPUUpV8K+tO++8Wk3YkKQooGzAQImk0uXBFxrKmzaKwizHDFwpR3u1qDL0vcZ8TZecHLuvdRB1ldznPfnx6W+PqHuLH+pw8/Y72a6Ez0aAOKo3bxTb58Tmt5E0cjQ9/k+b1cZEc0SGQXCvZ1T9O1t0CJyWEAx1OncIoG1MYd5UY7jW6AvcNDI82P57C6lv77R/vmo9ra2MPyhX1rb/pKkpOPCelrhKFnQdWrNEsy6Au803F9on6/PiUeHiLdzhS34XpAUZq4sMXNfCYLJxGypq1AFGPI7B6W/1ClupJ7+Ng4lUFbLqqSBZUln1ag5+EQ/KNTth6dHmQx7LNTe2aeGqLNb27N2l9t+ABaLNWIkmIt2fsPmDbM5pZMng7Ab3ABv3z+WUvj6PhRp9hgV3zs39tw3w8BL5O4fCmbpxHgRKSl1vmXjhWw4ORjPzMLIhLUBiLLoXakM/irzgkb+QFs7tTxrrPTN+PyeVE/qqVsOIN8DLZZFjAFhNBllqBkUkzYmmUc3++nj0r4cxGznY0b0hIH36RMzA1G+8zpl+DXxg8TbvXv570+BGsXXpnbXVTDmwAj9vfxC3u/xmrrL/oJTf9nOlgVrKQbdpMALCREoPwJAdQXDUxOgnsRDF5FdtnML0Cm4NER/RvjC6G9y4cYGEpDLR9xCbij/zXKURo1kQvzbTTsEu0YC5lxUZBc94x749X398Q9ZIm+qcObX3n9dGhJOJYMpZ5SjTBFRgG0JhM5S87W66kY2JHLZUacTKe2f5mnyP89s3hcOwlKafXwAhYiO9FhjulCu9nkz1Jt5dYQBLnTADTAIl85URVNM9ah78JG36cPWITTFt0uA1Goyecd7jjN6oBshWjMeuTGDa367yAvhwkvHSFMLIYCUZWyYGyHiEqeKkB8b9UKmIHiQceiOtYBUrwGPVscyfYKKC3F3SE5E7eCdLsL+EtTSCFA5PoPr8XkzuhM6vGKz7CfBE9gJH6HTOVGnONNs5pcimEaxIrgLyB/yG7kL1QQZrcXtY01GKmRoUfsP6hiE3w+SHF4JQlunZGCH5LnNCwevK+1mnO+9ysSsxHMZMakE2GJQ00DfcXyW8608tpQzbU4kqqQ/rM4675Vae57DENL03qjGobaVEr6e0ZrqEfJ50auc8nOvzNgxGDerj3Q6ElbX6QUIsQIFexq7DrR/kHxv6bUszxSKex4kRJNhgBfA+o1C2V87O4UsygqCfYQUgvKnNuMx38nltA9m3pO69y/K/jtLJ+kZV3rubOABdiUzuOh/HOlwTy5+mBak9YA8kemHTccsqLMT1IRbKsQOb4zfbxZy6TpQBFcVi35PkFKavT/yCS5pF+rowIAuNzrxE2XYOXoEwib+OgxKgrBnzdiHDE1SgYuuyFcK77K3dMVGKZfz/IiZ+5kx1TuZyhtis6dCPJY+5SZzAHHJ0qNF7AN8s+OZsVb1Rm//tGN0FaNnYIXWjkA6ESDxvd7iihAktaQ2R8ZCNaXm/HblGRxzdUoIglYZxpvz/w95s1MX2XOUL9cjvM05eGB57KbsjePRZ34l4a49eKit6E4yanw1n+Qdv4Trfoj2+/i3yrr0arY6ffEF2bcfJsi1i3lhIDQTsMUtNQJM1BPkWLa5b4+qKe5GEZCbH7wx/zbMJDfl9jlOt10O03ECMenEe+ZJtWVV020nsDIAOcuInosS9xRXN5YXGk6UdUz0wv9vJHc9fAXmitbWEGK+FcguVt9mz1g+lYgF5zwD31Y4gDpGOJoDi8FbdsTya54CA6CInmYnrdoOp7/h8dOQ7+7S4XCYQTaOR1SaCzaz+a0tp0FuE/yCsMLJ6HwcAKD9dJ22qdGVLeEDnY5vrpgGAqVsJvj29dRyfDr74qob93I8lp6zY/DGhJ4567GakHM4L9I9hxnux5PURPFPs4X5p31+3k4Xn2lW91ce0VFDlAYDVP4xSvnenNJKQ0hhyc/CQ/KR3HKj4GZaEpfTfElt5TL0grncIxjjdKYPFi57ZQozCXpSsMDamyL2PzyptvjP8k14F8BLcHyCmZUQklrKfzsTeINNqQ3393M8sZ5bf4zQ1X2So4kZyCTsDF4uczMv5lOIN1CuvjEkK</go:docsCustomData>
 </go:gDocsCustomXmlDataStorage>
 </file>
 
-<file path=customXml/item2.xml><?xml version="1.0" encoding="utf-8"?>
-<b:Sources xmlns:b="http://schemas.openxmlformats.org/officeDocument/2006/bibliography" xmlns="http://schemas.openxmlformats.org/officeDocument/2006/bibliography" SelectedStyle="\APASixthEditionOfficeOnline.xsl" StyleName="APA" Version="6"/>
+<file path=customXml/itemProps1.xml><?xml version="1.0" encoding="utf-8"?>
+<ds:datastoreItem xmlns:ds="http://schemas.openxmlformats.org/officeDocument/2006/customXml" ds:itemID="{4E4B3A13-55F2-4118-8080-717CC45D8E00}">
+  <ds:schemaRefs>
+    <ds:schemaRef ds:uri="http://schemas.openxmlformats.org/officeDocument/2006/bibliography"/>
+  </ds:schemaRefs>
+</ds:datastoreItem>
 </file>
 
-<file path=customXml/itemProps1.xml><?xml version="1.0" encoding="utf-8"?>
+<file path=customXml/itemProps2.xml><?xml version="1.0" encoding="utf-8"?>
 <ds:datastoreItem xmlns:ds="http://schemas.openxmlformats.org/officeDocument/2006/customXml" ds:itemID="{11111111-1234-1234-1234-123412341234}">
   <ds:schemaRefs>
     <ds:schemaRef ds:uri="http://customooxmlschemas.google.com/"/>
     <ds:schemaRef ds:uri="http://schemas.openxmlformats.org/officeDocument/2006/relationships"/>
   </ds:schemaRefs>
 </ds:datastoreItem>
-</file>
-
-<file path=customXml/itemProps2.xml><?xml version="1.0" encoding="utf-8"?>
-<ds:datastoreItem xmlns:ds="http://schemas.openxmlformats.org/officeDocument/2006/customXml" ds:itemID="{4E4B3A13-55F2-4118-8080-717CC45D8E00}">
-  <ds:schemaRefs>
-    <ds:schemaRef ds:uri="http://schemas.openxmlformats.org/officeDocument/2006/bibliography"/>
-  </ds:schemaRefs>
-</ds:datastoreItem>
 </file>
--- a/input/ISO_17748-3.docx
+++ b/input/ISO_17748-3.docx
@@ -1043,6 +1043,9 @@
     </w:p>
     <w:p>
       <w:r>
+        <w:t xml:space="preserve">This annex </w:t>
+      </w:r>
+      <w:r>
         <w:t xml:space="preserve">is 4 page long and presents 4 different use cases. Each use case is described within a table, containing service type, </w:t>
       </w:r>
       <w:r>
@@ -1096,10 +1099,13 @@
         <w:rPr>
           <w:rFonts w:eastAsia="Arial"/>
         </w:rPr>
-        <w:t xml:space="preserve">Annex B (informative) </w:t>
-      </w:r>
-    </w:p>
-    <w:p>
+        <w:t>Annex B (informative)</w:t>
+      </w:r>
+    </w:p>
+    <w:p>
+      <w:r>
+        <w:t xml:space="preserve">This annex </w:t>
+      </w:r>
       <w:r>
         <w:t>is 3 page long and presents 3 forms to be filled in: DR customer application for registration, Consent to collection and use of personal information and Consent to collection and use of information</w:t>
       </w:r>
@@ -1112,10 +1118,19 @@
         <w:rPr>
           <w:rFonts w:eastAsia="Arial"/>
         </w:rPr>
-        <w:t>The bibliography</w:t>
-      </w:r>
-    </w:p>
-    <w:p>
+        <w:t>B</w:t>
+      </w:r>
+      <w:r>
+        <w:rPr>
+          <w:rFonts w:eastAsia="Arial"/>
+        </w:rPr>
+        <w:t>ibliography</w:t>
+      </w:r>
+    </w:p>
+    <w:p>
+      <w:r>
+        <w:t xml:space="preserve">Bibliography </w:t>
+      </w:r>
       <w:r>
         <w:t xml:space="preserve">provides </w:t>
       </w:r>
@@ -4232,28 +4247,28 @@
 </file>
 
 <file path=customXml/item1.xml><?xml version="1.0" encoding="utf-8"?>
-<b:Sources xmlns:b="http://schemas.openxmlformats.org/officeDocument/2006/bibliography" xmlns="http://schemas.openxmlformats.org/officeDocument/2006/bibliography" SelectedStyle="\APASixthEditionOfficeOnline.xsl" StyleName="APA" Version="6"/>
-</file>
-
-<file path=customXml/item2.xml><?xml version="1.0" encoding="utf-8"?>
 <go:gDocsCustomXmlDataStorage xmlns:go="http://customooxmlschemas.google.com/" xmlns:r="http://schemas.openxmlformats.org/officeDocument/2006/relationships">
   <go:docsCustomData xmlns:go="http://customooxmlschemas.google.com/" roundtripDataSignature="AMtx7mio3g2OrNR+j8zWAuh723hkHd2gpg==">AMUW2mUPXHLekoyYwew5TNaYeiZO5ETfnbTZ0lR2gjWq5QuGlMcTwWxlWBG644YGEhXdJFlbezoUpfy4mdHduTpP5FQadutEilSni5TGLl0fq+xLP8hfMCWHBIcoiWkrjRdR/8xXvmHCt5iegoCIyUhtYTRoZNd+uSJahVPyXIh5WuBP5SpCMq8anns1CrpTY6HIt3j9+y2WABCQQqeydzJTzI5D1iuHVCBPFGS7mV7QcH0bdo1xz9KT18ILi6o4JHC75GKR93spWyTQRKMhITysLrFCKjICiGBZZSGwmrmd9oslUf2klR8Qc05152yhWDTVBp9/VOD3/YdK5MysCGaLKDFK55I4IqX6pawYjNscbGpz4jZ5Gi/puepr+TRXrmTiMABThEINtwUHwIwyEN7YIXA+SbmmlJMQohc9phHUt5P5feZ5uUSrvHzP7/KH3QQWscivs/0XM1184dXjJUVI8JTdrd9ZlFzucDdTAT77dEVZmBW2wdI7ju3nanWkNXVTLzVZJD/XD0hjtA4faHQZ3jfH5DYSAtQmLOoQi5FiLJj+iWGtailRXsNAOCUbuH4hbDuzvNE1i1ngvPYCX27Z+KVtyAJcjyhz4sEewrwRqYFmN8vIpo68Y6Kk2mK1aQGciYUqVb1UIqQjRN/zaDoOEZE5iDLLHlsokk6EmrCMZW3Y/ew2aop5hXlYvME+lrNCaqSbiO1aREHubOyUkqPNby/UNU1aASViy7zfRJ60XKNJwnIPd/pbqW9e2JR3TJdyw9z3vHOmwUayCft9qMQL719Y77HAJJNeg+cPO7qXONML/mtH+fiCa+BNyIis0mDRn/AXD+9aW7RD7Iws7EtoxITgL0GBhNQ0ZCp3ODOihE5447AHnwGtEQzf41vm+sN24VccafWL/QtDmbqYho8HW5bnZ+QEh5cPnDEUxh69CP+fBnV86fy1JbrAM1QxR4VMjwRTVgJ5AhmLmV7nkmU0mWOrJkTZGvFRpWgbj0aQDV75i7ZYzfnHfisFXUpPWnRyMvxvdILL71PSPmQH54/eFePI2AGfndb00R17j9dyb/hd9FrSb6IoAfGD4VK7Rtc+Sr53OcrS7L5fKQCWHqCADPb7HZMFgs9voaGNHrw0rGB5zwauADgeSfBmm9XonOdGT07iq6dA90bb9+hw7CNO3fVxb6o6EgpuUdAsIhkUxJj5tMd/rWmfceZgzuOo1PC88Qzo2ajCuXtaPXtzZ7MGoHNRf9lAT24I9i3xqFwMXJitU01HnCXdwEFYLgGY+6WkNYuyVM/GrnX7xN9j+97ocOmTenkGaed1fS2z1NxlSeG3m0mWxZ4o6DSBU/CwgCTVmLp03kFpUwwPDXbbq5baB37odVXGzbrGQABIwpeaf+iIQz5nm5k7D34PlELZzJVTmLBRegynHF7DGiubORikbAnvySh9RpFnGTq8BdQ95/oPKC9LpjJslmaQm8XVEaaGStXoX4nNu6gzCbAXwrNiazyKVOZ8zPkfnQmG6ipCRfLUn5jkTC34SnKIoW7mTvw9b96A2eUf/qxM5ZvUYaTnM0Ys+HyDqNRHP0LcQGCGLP+z7Q4CFxTciWcnQ/zA/hvhkSz2WcIl5jVkQiW49er3cuhUkwgyKv8v8l0rX1kxaY7z02WzH9v/JOgeQAmXi+bH0b9N+jCHBr6+4ckvnmkTdQL3viJijbJ2qhioNevKzrrP1OFq56aXIkvpLTTDgj5lrMOvw9f0zI+1s7hTnkXlOHO7wxk+SBYsjexi0Na+8sijqhfp5vnevITCqH7yBn5zrAyJABgrxD182ugx3ThwaeDq3u98kgWJ2T86hIbe4ERrZZSr8rnabvMZhFphWHBnUC0OwFlzQb9Q5YBgmGm1UXVnLo2MxbXaW9SZ6ULg6vfiVi6l14wxyjyHlNz7C4l9Xzi9aO/QQTijy0Zkio0yQF4V8wxCk/cBw8DfJ27ZHMgqsCYb4yxAJcGDKXllLTuF3NBNgXElFVDAEJNcCyj86FOYupdszTfiBjGbF0exkLVA4Ie5cWU0SPggFOz9dq1BGGtk184bO9WnvbhwtHNbH6YTiFYy6QwSMJKVFKa/zCFzHhRAkuEQJJUMCHrqR2VE4Xz1rRb7rYqoWVbohWKuqsbj2U7aTeANIi0h/cHqD96X7FVfIDvOarLtsY/As66Wkb4sli18LhnjKnI1TLditlRi0Y5s4oEM8EE3vdjp7SGGZlc1HlG9KFYjAVbSOYnkfdKweS+plpw3eo74b+Xe6sIPdQGsrTOF1WWqcCMLG7admrjdTfXtT/P8QXZUzSn8YebPySaHPr4RN0wzFNsXufSXVLQ8ziFWladjQvvqQaP8x3Re53rwMK7+y+i/xec/gjYJVw65sQAvxDdHVZ0yyHuAP77L2P876YyowNIv7oSqKhdymoFIIFcdRRlUQkNUKjQGSMRsmEEy+7s2BkclSO1XAaOJQ58JKxp/r0qayrV54cjpJEwm75ExBjUUE+pDCL8WX16mv+v2mIAj4VOl1WAnT3Rn7Y13JZqokBeq4Uw1rshv6hw0C3fiVvAo2FLC5fR763FYVDpruZYf/SKMqPMFMnpEUpCeTXnxHqYaXqrOltBnnw5fSeDLkAg1V7jCItSlHtql2jdXufd/PnBRRD6bUjN/Oe+uQ/VTXDpkEz2kU6k2Js6hX0XwS8HGVb9ujT4pmKMpgmrbMYZUPNjwkVH2RJvfITxKiOSymL68jLHKwEF1HBpiXuuRKpidmahZ6lhn0TfL74AY8POILec0sbJnU20JlxUDUB+XNu4s7vpxrxQBG1q0YIz3R2qHqoTz5l7b1cJO/D2iBfFZNq3emcb0JLm/snUxpWs4ToPk1wRz4+u9LBl6mySybMtMMQi+IXdo5tmHfKNBIDa2uJvs0I7FtggUXblpuCPvtpLDipj9c45F/2CA02TreGxa9+DtmfGWoEv31bpXHViL29tGKUIfrKvvAM1Ln4hTULWJj+hA4KBLrhdofs9pN+CWH2uS6zBJBkSnzVku3SfY7w5G1YwPR+TqSkdnCTGoXputKHQak9ZEl+U2PWw/XduU/6Z4biSB76u4KyttXPdr3Di7nskTrcXdeEth4eTnIsMMkx9zl26LOkDJBv8HQa1TmcdX7tld7sjKTPG7hsmhddmWckTDwZQratcUbDRxO9jBlk5VOlXcVFzY0Dj2ii3FeTvWVHAsWSwr4DRF29z37jbtExoOy1QyzKJZT9W2tnHqiTi3rmMpb3xYhm6c3C6CH7qU3IU5ImCLWqfUGUPD8+hiRj3YGUCHrt/msdxHgDh9D1ONP5echU/quJWVM0hKXmiaIF3Ckcev3JtRPjwpc6BsWqvNJM86Jc2z4sPx1Ya8gRkrRVuTW2YAZVdj0tqtiuuQweXcjGBzcEie2Wkz8VvLmC1tc2D0Q0MVgMrytd38WuZlm6d410Qh4NBdeE2LPDR7e1Zf1Gdnrt0Rhej/2Lrlc+BpIG3FER/ROrtmGz/+R9PWDG9eKKDlicq92QNBvrua+3DrWD88nmdHWoRmPu725Eslx4H/nzWxiU5UhrNOYjadx5gWKyHk9GlfLAFqAeKVBAb9RPVCgsPobUcr2zU6m3XGNPB6Z4AM+5JOmIk2d3/TPQhba1LADp+zKmXTkF7OJ6ipENTPd1HVcIafoliL8ouSEAbexizDvmBHeUxJHnwyOELDzqSOstWIv3klZB5sJfQuKuCci2GBRMchS4KTRU2EtI/YpAt6VMwfCZ+oGBjLULqJ7HeRNNySKX8avS4z7ltiBZL7z3S3/P9ogNR2SOKuRDjFIBP9fz/zCSPjB4brmalcwhRs3VQ7X7N/eH9Ccusr357+4y4dhN3hK/5z2O0M+hMuXNuCsmjSptt7nKQ2UUMy1MSSnBxdof7KjCwLmIi5UcCDZdcgRwhqBRefHgCx1zf0xC2OebbOTN5dkRwVtCSsDmRZ9PS8wuzAFCQz227ANhMJnrxlU4Znv4o4mNLOfAwDFurzloK6O0W7EahCKKgJ9XQvcV9Vx/TWGc5qhLprGGERevuVF0Q2K4kNudJNEn6p1VZ6taGQGvmbHDLrvj9PRXmwKam0wAHwziIo789fWL/YviRKiASwPCbGeqWTcGq2ZjHDppuxLPwsJ2lFI1hLxgs16bx0PRhCNR1FXFdqrp7BlvMdxwsqMDjKwHZDXM31yh0euSmapbvNieKaQiNCZAB3vYgv2+GpNSOzZrEgA4NRWGRLdDptRkiYw0uqwRRXKavQXSYA4MvQo3Ti1auURyghFgakL5/246kzEPvEkseR32VK/+yvBAWZZfnCIavS7XwoXLxqN3FlypaXs/4UCUOETV4oE8LW9xj2bXyQOFTiYTHgMlLAYhkP78b6cxVN7jODZeITLgjVpWVPEdu13SlToDdF2hohYiTe/bDIJhxqVNVx9iQcML/XYtfUhbl51Gn8YNaYoII0tjxEyDcshmOF55bFiqhmetJEMvd8HGBf3o/+vS3DJs5eTu83Ftii4iONxB7aAEJ9BWcJTq9uZucMIfQ0ENaH2rkhUQpkPP5ZSNpqKCudj1z7GpzJVsaprRlhaF+6GWulumggFYxyeQMFawZvQdaNk6L6S1lyFLM1sNfJ2maCsUm6nJOYo5Ja7cIx25Wi1HMm2ZnwktaN+yoQo1R4ffZ86rb3X6aIsjecCwMAcIctWUv4ezB9uGA4wUqedVACDUTa1t0JLvAd6d+Dne8pxy6MHE1iC1ayNsC1cX1zjt69YYexkvKFzjRdYH+5Gch7F4dU1sIGoKgZ6E0OnVgSer/e2frl8jKSk6EdO2tc+wKvyANidoS755c8EmoI3Fi9UVABb7fVul3fe+a3Gm2enMtUE8t87eZjjol+GcmlvRPJhX+ChbS4sbfh5hWeGyF145wlAU44vrUIhpQ7nookCnbeWo9pqu2FxY5OtJmgKXe7eBJbhHGs8GgJwCPM3mndFBlM1RBCF4sab75BT7/RnBTY5kmRAARmycTf0L1DHyIoA3h448JbX2lAC1LRibMKDEy62liZlIwZhLeV33hAdjKVP033dKDeFBr3CRNIxefFaorngIAbkvCdBUeRI/R5QtBpjoBep/IPvstZXIytFc+uTYMZMEn41sj+HupEnPAcyU+X76BEFJ5kMCa7YXk5/TW3Hw2iPU8X3KBht6swEei3zD2/ZgGEgEDEkhIWHasUDGuPQlcWEVgRi920lj8dJOGiyeDN/13N5mT4F7pl6Ns/vJZSyt1g1baXR1yAxt2FvdOUBxToWvP3rp9nMIWuOrKjN3TV0/dy0d4svNPv/8ahWzf2ES7zEuzKan1cvUKoYDqVR2nRwwqcmrcs2uoRyqVhSNJQ7I8j762k3u2gkKHlgT0zfSx3cAVOiqys44rdwdrki+RAPFl+RXJXvnU8dW0Y3VR/MK3mVIuEQIUrfI+0FmlppNa7r+/XCbV9vqTUkl62aD0zNd0DjT8/W+q99AeqvU2VQylXCe5EsDGcbYpo+6uTZ4T04Cct/80WEDPy0jEUy4xEJMyMsut6z1y+jpYvc4u9+6E4gUYif18FM/9k4J/ujEaSs/AwNkJpaH2vEJUR5vTWQxQYaW1Oui1ACGoU9gwvH09p1A+a6y17qhV78js5yreSXqOcGqyAQCsrKOfSRPn3ZUIQUKL3osP1zXfySYz/55wmLWNxogVq+5jUJj9jlzSa6XzaQGdXM/XIBmQucFRk4jG9khr4RWKCEgnLdnW6RR+rxP2Pvorg3RUIZs6AVeC82cammSh0g4KnifeIK+swTjMI3g1RltGel53Yc6CEX7S0kUKR+DoLcL5JKLomUyTnOc4GRzimySO+FS96EBYju7bXlbxtEKXUiJHLEq3v9DOheG6VfaMQm8zIme79sM9E+yToNzuz4phSN+h8cbQnjRYGIrtDkoRU19J8mi15vnjpAxuFytmiiEh12VQ4M+d0YTUfWe340fW3cLG4uD36qsYL0+1YZ+IUIwCwXx50HCDxD5TueFTK+XRxuKNmwEjqDJobuV83n4nw28peTuL0Rruge2EWL6MxyK1VeP73d31zmbg4IOcSxZVFZIF4XLrLPYjzt89DlodXdUah9SrM1Qpb8Q4orsHW6xa0xYzK5FkPncNBjUTPIDbQ9CEiq9hIZFV59sR3zx9PddLUZHQHrEmdgpamxSKdEJGz8FyHFQOIPVp2ufAGFS9KuA0IjxjpfkoANq5p80vJEZ01tSzakRoCTm7n/hESezxwFzYPu/6qIXzeSGLI9DQVRlGbIT62wO2PsoWL7bkZqeddJVk7UAg2nq8fPAjZCRchM5lcysOaS4gWdGlueW0f8eAT1sz6qg8CY3JAKSLfOv70Fe5Zf6NpWsEWWrE1QXFJwFgQQUzoRLUwdvdm5839flnRMy7iqg2KcK49fzi84/P/UQq8BHan+3xMEZfcmW60ifxmmrTXO587nO71d4nch9M5NdQnjUOn/y3rHSx5/akBQ4MhDW3ljVPzkBthnPmlEXuRKN8BK21djltdfyTwK2XSES0CjLSrJJj8YcxmxFPNHFJIzoUDl/T/OTC17tr8VgwkbJjdVsihJIYly29mRRuYUKxLjtM+VDMTmK9GjBy/7AeJppx7RlLi2v7N8EpxJqV+ekngvWalZVPaozuB9Npr/Pemwr6umI60foUBwc7sSY7qFb3Eu5L9ZIua5suQiIJvHqg0JQsfvVAD599l8bDJZcGWRUutL7XTpmhU9ckiAyrEMGQJEj9777vJxt1JhAIJfLGgqX7ifIO4kVyZ8z1g/KbRxA5vPRkKjloAt76SISscRtCkmPbG+JKQ7O02+5Q2AJvCWjHFSdq8XGWNOa7lNPArG9gAQxzH9ptE8qn9ePaU2iZ9S88ygkGtQErtZSgd1mLiKGuHjdjbbiXSl1qFO+Q8dTVdmY52KxShpY94eCZEvXB0/AAq4WPiU4tX4Y33rBwqj4B3u7y2CYki7BLxp88Nh2gJGxoVadGo47D9Ek9Mjry059yc8Nn1jiEcyiuqOzYEAQShLfapAgucNm1wfPRcDS2G4ocSBMF032Gz82FktvqGfRjvxxxMcDiskPWb+yYvOAf8JKsMoYdvT6URFDCjVCrfgOJRdfOU0iEYg1iDqvSM6z11BK7yHGl+n/NCi/uRGXZv/XAFXlWdDlS7uReSrN5DZWQ9mVgPj+v9uX26JZwAj/qIZ+lHwN3c6ubbkUZBIL++W5kAh686RpLryxfwa1ujke41DjoCSR8jAiGD96by1NArSnycQomtthVfPzeJJxY0MC9R01/b1pHiBZst40KsuXocFcqppuZxH8niB6McOZ9wAiDJCO8j2khG9xOgnaHK7qcHyShaoOmqaa/n7AMERJGVtiiLaQ2VovFRPCNKN6KQgmHYBlNfydXN8VwVlOgpemAgQUDNbDPMVQEo6hD7Z8Ke+KV4SOOBEkqj9MEovOTVV5Sdh41ET7B23s5lFWNm5htoDUtDvOZSEkpnpXmNLsI6Hh2rRqiR3p2MnMvxBxi0wm0viWFtLrW/E6RIFNvQzhoqJ+vxiJ5rR70j0nsbKEvj5vqbOjtwJJlmrei1j56uCir8cLE/2JTZxtNuT6jY0LRk3Ihtmy5cH/gCtLOJu0uUzKtnWzQVBu8E2lrcYO2xhOB01dGqyoXEnbTPwIzb/Ov8PXNi0eRNpnGfzO0O2AqA5cSp0bJUHbuvoFJPfjUSNKkrnznmHQfmZf7TGQJb0MMyO+9kETPCmYb9pZ3EteROut2qG8daIgGLIGgJYyYtuK0sENw1osAng1oGxTtK5+EH/jJAvl106wUcPpsUbJ/Hp0hDmEQfYcvmaX5Q+37zZ7b9niKXl8f+tjf0YHWFZjIPZecbwfGJwwZlTqhT70aySQALF6RosOQqkqPjvocNNd40wHAMrA7CyhGTgYx8BlEHnXKKLlOUhhfm8P8pwJTixsSIiD6bSNWkcy5vDiv7pusHiBLpkcRf0ho5aUc6wH63g3Qg2i5/MZMBBFipohgO5gJ3pN/UTRh5Ju1eG8AE03fLEkZ/Xf0SOSKjM6jFbXusnWO2VWCVrWi7NVrY4MUbzRr+3BQWE7e4rczHfldLNbTeXnNvzmSa9R80y8GyS65Cax0do8MaNE0ZTv4VC7LKlyla7elGzRNKfYYxziWsp5XIz+nXCKwtluBuwbNd5eubjuzKkLzZQu8P5p0z7ccMtsj1d5cZyjWSfB4Ziqy8SXyL6rdMzu5oOVSGd5Lv9xEx1/3PXLnhNnYMi3ZR23dZvN+1T5KrPLs7ACNzsgO5v6qyTuiAg8UpLYbuS+fvpp+NXVf7UiV4bb3CmJ6GmCSRNWfjLkmy0ljMnidBzmrGEHIsfmne5tDMa4t2MON3KxMKTfsvaF/spi9aoFW5RLlybyEzgVGPc29Vcmy1jWg5uHxY0/b2gcqSmHDEPVDJuYUTJgdLyAHPwqKsUyr4OaH4NI2BWrdc/auYahzVmN9c7bwclofZF+dGoCEGssXwndhzfU8gCKo/BgAw6Ggn6a8BwZDi6bRiMoCqP2UlvsHazTXIZbng2e/SFr/sILbTdiZJt6S6Ol89XzNSwW4SUCgCkLkcik4vP+zq7fQj11s04bdOJgsNFNr8GS0LYXfydXojK+cXhtJkDR7VbPTEm5Izlh1NcxiAyPpNU45lci6jSczOKBPpEj13pO7P+v4wF1tlqVb2QvDJRNEuk/ZDQpXbAuVMAT6MzF1od1i8P6fMWFQMsT3ugiweCm0xcwxw8NybSw92lJ9sTK/SXVHH54uajJEZ6awpPfesmTCu+b1ki3WUUHzFqjX75+YtPgE0t8+VeJ7fUy2K4sjf1da0lCz5a1GYjI+znmWDqSA0ax2+IBDtr+8JiHKa+UKDmxwWAfwvse0AoGGlwub3Qf/yc7G/IFdKHsWsJ+OtVpAy+eA56lJzkF80qKkGqFX960nYOehq2t89RFwL9yzkLEKFG7XbaB75Pgl05qTOO193rleFfynQR54EjK1GKBBRf0CUzztst/8CE9taLUXqXo28ICjhflg4KXGZ/tBi739vsIHg4Tq0AXsYSAHd3u64VaJNDCDNqwARt/H7e7Llo2d3RjK2qb0xB3mErzxZphwL0B+8xVfH+SWCDuqCsWveSDcII6FyEqcA5fCMWSnTiZuYm0gdDrtGBLh/0A5UKPERSXVj9yEqn+Dlsjq0FqTiV84tncbi9SqSu/89w+V/pdNcCkXyJjkWir5NmiOFADFtNQohhvhrdHiXRyjOuKq2j7Ez76bqwYGmfuc5Oq8JFAn/1p2F/x0Bt9THzaK1NHK3wdI106dQLszIuX/sk9OHH4R6B3l+os1k9cCgq32teeQX8ft+FTZsba2+4fSyCU1MBv3g0oe7mORynx+TDWggFolV7AC/KK0RZJ9S+fusH8A0PyiiOZ2QG++UhGOyFN14XKb7COeiU/60pnOMENtZmO/32S9UUgFttTrrkwpKQGnc063+OP9hn9KfdRfNrBdCwtyQZPnfKvxDp2wfWq+YuLxLvqVQeR2CSWUxprY1nx49832aZHd7PvPWvp5CmJm+5/2y1GLQV9qjqnrcQNFqOUoLfibf4uOW1ihiECl746Svpq5cNblvcqOemgTIShGmgsV3CT0krsQAt9bMrrRmkE4ttgofjA8HRbxmyud6VrB1tdPlssOLmNBVs02sq7sUQbVQi9AS9CwNsimhVM4QJcxVmrn9ytyFLmO3Oi5v/dOiMxPk+hWy107W8cBipvV70iV4/5SxfGjiiARrYe90WjRBgN347mIOdFOmKYPfpa9rmvcmNyxBnrqBnXfONP7UQ8E6xo5ki91l5Ty5PLr7b334buOEne90h8jKEDyv3sQuGlCbyzrxDslnHYRP0leiXmrFxvR+wI1g0PmDUhJtQAx5pGHNTVKfRhAtginLfF1mEkwUE1fCYgUrD/BxPDtIdvcgSqrQD5UC9BUFevLzGNI7U6NHrX/3WHgH77Kw5cnMjHy4hyRssIm5vHImeuAuZ1uwk9hMbD+BUY8oGLptuhdScoeAB2ZmHZpSu60oAYk9+rq3gQGIvlJ1rVpKr0oFUd+jWZAzZmrd8T7XpZz58kDZf38RDnx2JnkEwTHFJ/ng5Xc/WSYHbgNdq4T7GoWNF55kt53Mu4l9xf97D08t3YqBaL2k8hn+ynH30ktvY57bf9x7+xsS0pWmqolK5UH7Ib271sE3Jil27HwDD97i1vEcg0q3gzueT4VN7mT2O0ZkwFV6RW1S+0g1JNoOIBscyemrOXLvDClWVNp/eikYiSgX3hRXW/uSTcCwWJpLl9prBaZenBsDffRLkbJPMgXnn7/wtJ/GzyGz8HqhJKYNMOnCVu7FGbpU2yh9WWtK+nu3crhZ4Vu7RwekqI5inWThayDeiyLzY0jtk/rcdxysk+L/MNysBbjXdMefk6vnxbTHyoVDbq7ZTRkYcZPQMDZ++BjCTCF5u6QGMKo79onxOd9ZoxBiwf1oh8af2cWNswG9jiENyXy8hYVSE5aTfOgwdjgouQH2RBB61sy8uPm4WBXOZ5SF7bgMru+t6cdYY4PratZtpnS8HIyiZdkiOT5Bndw0QCbV/F2gb5cP/xpL+2rvFswL4i/l2HqEqPrIdGGXG0uSAGSNNZHgncRl6Nl3aAKK5c7dD2asCnGmySeBmZ9fQoICX2KbB+5KjT8CyZPRDun3NKyNaxbatvqdAdNY2yAvrK1bab8nSo0DVv20QOkiISXOZnHeN3je0BZSX0SfABBJPnhGhx3Ask1If1Nc/YU8d61mHLa3a3EhaZdxM5QGNJhwnRZ7MDUudYSESE8XHGf6v378ub2cLCD8k5lGTZwVuU+pNMCcGhbFl/jqbfSlzMaAF3GpXzDSQ5Pgdlk1uwokO+CHSQ1tze8LdN8ngGM7XRbELyE7Qo/qM5A/cbDPG7iOjpNxsgAdhsZX+nI/RefCxpQZBs7tyzRlembTHcVDG0AsBXjI7UBh9vlakMqND5u+Q9e460UOTbGUyYSg89nIhX2uZrptTwAcieQo5nfqEtEdfS1nu/fhFQAlbxnIRGUB/g4CS0prgST/MHS41ZqnfaP/HGTPvp9Rn42z0hd+Y3piIg/MvcJ5heAhIEIU+PMubByJQMnbaHne14us7VZD/jgmVcOY5GLUbpxXQsroekJz9zhbTwo9DCAhxZfQ2qfsCPQBJpnAk9GNiS0LDBMmhmHVHM++c/gvn3pB2GkXjI/C3dWyWhsKqKv1Ur5SlAoX9Vkd1kU4zE3KHLuyNOiqwasJaQr4watmd4isqkKTaNGH+owjIE4LI0sxQ9lPY8RoN/gvwQbWWXzQRSPBCDN3lH0gbJdONMuniRXcZDU+qa5hWautI44HY04JqN4i4UraZc2R5G5xfJT7h2xr9PgvQeB8JEyFzAr/ugLQZP8hX6x4PjvTet0Q1eOdTSc4Tr3V4yPDmOCV3JBAqRRF1cgrcpqXdwyANCLAbo7l0JvfX6s/fC6F2gU43/fBP7ix55hSV7CnrfogjZ9bdWSPIA2Bxt7dTkLmg4ZI95NpAlxB3bFz9lXnf1V9HpOZ+Zm0f6HeVSwftr8pCrh1JrwAxNUWc1cFAp99znhS8ajlLjKwORj24STdUKMv7uFUPoe010vnA2Sto9uV65NfnfUBkG9wOJ2emji3sxo7IkWwEtlCMCt7IjG+rbxmWio4f+6xvxg0ba4kvzXrta1Em2Xf7++e5o/V8B9ReJBwpBx+YoeWlgSeSNcVf2gNmfAmwXRvKQQBcs3GCdd6rg1IurZWykg71GLnR3u55t0GrUvwi6qesdFqOqOnkOUI9nAqhxidlTve+lhFKsCmCax6G7l2lWgdVX/SNr9iREihENZ71bFyyVhADSIjmV7dbxO1muZNVaTRSdW2RcfsX1DxqYehz25ZA+HsjL6WM1XCD7xv4a+NqUmeAfKdG0VwA1M2YQFegJBrod9d+pZ37dGBoMbZjnkOd4EyRnvkoDg0xEJH324dPUkDQVyCLk/q5gJFYrgfUcMxoTT23BJi6KxFZTerwaPoVYyP+14cgxe6DfZBjdmhwEErMlxGFeXwDynbEor+M5+xXG5SPDqD7Aev4ljbRcDNfzJjRnU2ftCoLXKEksqW6JwP87E6mUHWJMVwpJ7e46LamjDAuoGuzNSd7Gb8bJ/T6JEiCM4a44GOpM2eBg6ElZ5X3l+E94R6aajVqufFvacVUh6ldCvZ3i+mJWL3fdsnkqvi38540Ao8ccRSeUoHYpsmTiGOLFLRx8NgQybkAvhmJadv9zQH6TiDmAEUSgQCpvme6ErI9BRG5xG5ec0ZYmQbrek6LUF/aTV2YAtPaBbVS83LgVlLGYXK48JSnvr0i6gtTYKRXTFo0zfkdJ0Xw+mfhc5NoVNY7pfJqyxGKt8/ACw6fQDU3IlgQHv4KMV6/8WmmL/3uvuIDh41vohwJ8Cz1WaHxcsSVYzM6UQXAc4LJf0p8WM0A95WQXO/TzNtSNPSopcmBMO1RQV63UhhK0shYVo/65hmRVLQYaF6lj0rwBr+7gscaztsOuJySUgquQd/QGvWP/bwsDjL2h8rAYvYE9Y+KdHyembtmkQ/T+ZoCo+f+QTVsw/zQdUXfuY9UgDc/1/5z3kVACphg9qgJn34PRmqf97J6kqGLZxm5XUEH8jHHwmn5aF9bvXUB3h6MUoHcl0DX7Ui9hPT4LehTJtheQ8UWvUqVKknGaddaK7XPShV3nSf6yRB5A45nR55b+Dp0Wyhjp5Pbhn2kLtqkXmIHVWWCVwn0miW4OOi8uBRAxa4TLKgA43ln2lSZVQlIMjqDQvx6PPJg2rz14DRj/ZSwpzHxRs9miPcKxrT1ydfGYy5FLhFFJFmnhUi9rYUs4nTKRy3K0WIArlzboEdqWSByAReaMaa4JUAuXqL6RM3DSJSsQtFrUkvx6oi/40sR6M5hv/Mo3ynUHtausbmFQrHBn2w0KisC0hUENeNHuphaGyS/u+fehIbJ7jVhbp5FqUjjGPxQK41ZeKVo3VhCmvnrk2U2Cm65HhH/PH37awayd9FqYdnuQ/UNXSARYEdIlNI9Igizcvxxco/4siV/wQcHGXY7auHXho4FsNxwwRHtXUxfwYqlbczi1HI6EUPXWcEF7qAtYebCMEdZ9/CbnKj3OLcTn9B6sbQX1KfTO8PNiRMyw1teAGlUsaypmcBw9pg3hPee/4e8P8NM/l5BB0pY89ufzrZltY9+NPpDOVo0HBl0AOVH83j6E+HbP3sbmZWUKRAxfYv8lneWKLjSccZcpxEf94eJ4MHiSP9dXrMK0b7T2Q2vDb+2anCEE5+0FVwFOKmE16ADclcqxysRRpqzHGboo+x8aj8gvnXl4kVnZY/3apzq/RumSbxlcq+OuOUO2kwy1cH270I1B6CYV4stySKVplXeHzJX6lNRACY22qyx1JqAEahHHHkeWTFNsxrdNzQBnpwgmCJ3JcUw1CfgGCkaMHnAEvU1d2T0+Cugin7BcriYjLiP1FnZIpLSwmbdud7gO7VLgl2BLDRSIMaXhfXYAMs0MOhxr87jepLtZ45KMH3IclK8q9nM1+axlpCKPz5TJJvBSSaLJfkn5X+iMaFeY4ExnVRNm0NwdV7dp5PnDSJ5Dd22w799hgC+IMQgwbhT+UyQBLiL2QNALEaXSwFw4RNBmNXZwIek3Gw6mY0c2Hqv5PO65JTPRRypMskibac8DJzjgCtvCe+p+Z6pNxmN79pDVvrtH++rNrVr1wOO+I0N6INoVNbHSppQq1uIouc/yfThSbY7ETeW7OmGc7ZQmzHDB8teivJJas4+HGbgesjRMAhJH2nvqq8c7v72Aic7+dI4k5nqTBwRyco6kYuGwe8y+d2ly17lSIpt8xMJDCUXYTUgHco8O2R6W6+IxGxAqKwqFQcdLp7QJ2c2cxYXF333Stzlcl/o+mba3QvnKN1wEqut5W5N864ShL2finG14tYQeuBOkCO/Z4mm9fUZqyjDWesuSFgwEgTb+H/ZiEoYQYShudF8dKofNNEE4ApY+Tx0+My1Efva01F8LYYpRHby6I6NR6ycz+E+Aomn1DP4dQ8nboYDFPCItWfOmO2PdAc1WWtC1Jrod/FUdyBw5eJJgPqlCyW+al31Oe7ihSAJeaE3l9cE1XvZ2VvTOn75ZWimxLg/+w9WVi+OdSpdnEfATvxbmDsitlN6AWr3dRpFifnPS5N/oKGOzjfYo1Na/jQhw7WAtg37TI/EDAktTvG/Rx1uHM+OIud+mvELo4EkBAFYipIVguQxTGXysafmXMaSf8EJiP4xzJdmQR6diEIpFRkyElQrdWRVMweX43w/b5mjSF6dqa7Bp0MjepALoF4BAY4u2qeAat4O0lG2bSj0LCedx2BlbLxmLxaHLm+5Vz/0FsjKzx1gmGQKYp7IcPRtuqwTVAjwYfArU0004J+mYCjKNT+3y/e/78eRmT31YR4PU88IlvSzzYhgVVj2UG8yDoHZFvT2xdDtvsSWj75U0F2MCGOD5L5giUcWW7sNYknWs35bbhpDkojhO7w6lI63eh2o110PZU6Hg9TxaXN8pFImcQ7umvast+FBzYoJuMzD0QrYslJQ+UafTDyS1YwHZN7tqL29mVl4+MEnwH/MNLS8Wgwxe3EqKq/G71iis1x6BdWd8OfoUmygJsa39LlNkSLybmO5z1Tlyo5lJrVKJB7tv/db9HzVycjFcZOZ62GcFfVJttjXF14Rw0W5lcJz5x5g0f4QZ3DlvuIEX9Xlr9WRYgxiGzC9NTfgwqwKYZXYaAL5VSZOMSqJIl89J7gqTUFaVZgfQ7WeT/rhCEAKluX/Zv2yUBnGwWAF4IxfQiX3PXw5EyTYOEwKnyOdqkfv565/xrabzBzmRG9MhGPZsIlSMrWczK7VEuG8UX9SLgC1p0TqpZc55q31DcQti20vEHZyoTd6PgbTPdkpbvS8nv3O5sgx563wevs3VNKOiJC3LjrD5cML8iJ7gHA98DMezX2a6dfGrI3rpsCP9tCP54jUFHUiRFbNwKA97mF03HkICXjD6Aan2Ly1bwPaLatJtdt67cElJs0SCTWFSXtZvRawjqfx5+SZfpNI78cIJO64gM0WISFMfbh23wTfqlFzdZjObUwq3D78muCwpQwYDCgxA9BZoBR9L56TXHSh7bK1kOXP5bLbFD9HJc5IFuwXRgZHbwNjwFf/DglJhP9l1aaaUpry61NIWHJBIrdlbeIz/dArzEVnOuESZ47ctq37wyxWYwFpTjyrAJKqQsWwgyTIzwA8YIOuHJCDl1WE7CijQlDNpSJicRcW0hL9+nzQ5x7/kHcNNBqxj5zt0cQtRTP1OAzeIY5bL/Tb/Ep1kQ+1xy8nuDbfPBJFTXe0wiCwbRb5/lE+TKy69kF4A2Kr5Dlce4neKK03oD/U/Pq2cessOFWmZLfoNcfGcwNQ1Ba/+lYofO0KOFtULngoIh3OfbUSS2lC+EpIjfTiFYlCGhhgVKK7KXytxExEXVXOAbAhxP6UaZsYF45tNCWxWTAB4FU22kuXOCKN42fd8tymNLHIrf9F+HmPq4S34UL0QlO6Csjy3SkSyQEsjSf9QHC+l4MIr7Kd0OKj6KZZ2P2GAtPOzRGqockVoStmtR4jtCK7tBvvAuC8sRrSFv8FhPETv/+bYbXdOyqG+Dl1PqGRSkKBfLRcPM/7xqK9EfA0DLroCqJyZI7x/9VxgBNEa63qLj6bQPFDEECr68EBEkq/1tPzYcYJ+lghuKs6qrYDCSROm9UANj/k+Dg3hvXJi61EcXDwH/di46jrukVb5fqSl+16OKGnsU1lrwLmi5XlcE84pjhbwX23Xp/9VpSG0jtI3VjRo+dsfRh9nYKerupdeHTJUwAPklWsCI0Q+fGuoBt3pDiXglDxyDMrVZzzLXfMaPSpTn0QFSwUsiC/19nwoQG8A+Cx6DGzOmoszpmWFjJqM7VTQaFsq9GNTuFF1xocn07i35UG7y9Iq1ADPehV09paDYRxmx1Nm58QyZ3aEHctoE0IJuEaCzHBE6nBw/cqprPfA7/txgdwAIpIozqZyJ0D/Ch7bEsM/H3KMclRkj8SuLJF6Z+kPt+a/V87pydgv0hKEYtKpR8IGhfVhFBfQzQHeASN75SieGpLIJWG04bSYwfqvXNpfYNB8pQnItwVlV/au1IlWF6NJERdoK9N6f6nDkDMuFqxNrRAfuRceg6/vjAPXdEgCaw37J6tH2PNzIGjcJjgGVfnhJH+yFRDeZSHVh6V3fwROl+P9a7L8BnMNindCvjN8RdE9UqrVyVj0cJUOMCEMSSPu7L6vWoRBfpxbqMdm690AE25SzfZEwDEUtDEMU7xap1lrAYm2vgOZ252XoMgyfv4nW8TFe/6ybtruHOJ2lvDbPnFTqkfN6chslglAoBG8zrnax6/22jdfbpjwtyjcl8WMx7Ympci3dpr2NpyLbHneUv/icYt8hswjwXDYgRn2vs+w6zZHA1ijaKfHLgwh/O13tfhBgW+Xm5NxQQA4l47/ClPbIVvt3CFdvx0ZmsKUZq9Aa2vdVWCHFHAA7Sb8TGa7EDdZYRn6F7Woxc+EbB3G7vp1MxOL0nwxo5K5QKafPAMR02H0jx4P+4WEiW6VTzLuSjnZqdJFoHH9Bguy20g3ahjfxCMt42BWocZXMMUo4d7j9sOJDYvomhqcfZTKVYp9cMDKMJRHTokaqc6SaGkdJDDFuJuY+IdvGO9oKSYkXwRE1TCkk1ljfc6jk5Rik7MTiGzAcIqPKBCZJ/9WkR+Wd9S9P1Ij1zZKTqdWs0V2anF0x2U0WXC35xRLGjbHsFTcHxGyM2C2nexByVjwFPUUpV8K+tO++8Wk3YkKQooGzAQImk0uXBFxrKmzaKwizHDFwpR3u1qDL0vcZ8TZecHLuvdRB1ldznPfnx6W+PqHuLH+pw8/Y72a6Ez0aAOKo3bxTb58Tmt5E0cjQ9/k+b1cZEc0SGQXCvZ1T9O1t0CJyWEAx1OncIoG1MYd5UY7jW6AvcNDI82P57C6lv77R/vmo9ra2MPyhX1rb/pKkpOPCelrhKFnQdWrNEsy6Au803F9on6/PiUeHiLdzhS34XpAUZq4sMXNfCYLJxGypq1AFGPI7B6W/1ClupJ7+Ng4lUFbLqqSBZUln1ag5+EQ/KNTth6dHmQx7LNTe2aeGqLNb27N2l9t+ABaLNWIkmIt2fsPmDbM5pZMng7Ab3ABv3z+WUvj6PhRp9hgV3zs39tw3w8BL5O4fCmbpxHgRKSl1vmXjhWw4ORjPzMLIhLUBiLLoXakM/irzgkb+QFs7tTxrrPTN+PyeVE/qqVsOIN8DLZZFjAFhNBllqBkUkzYmmUc3++nj0r4cxGznY0b0hIH36RMzA1G+8zpl+DXxg8TbvXv570+BGsXXpnbXVTDmwAj9vfxC3u/xmrrL/oJTf9nOlgVrKQbdpMALCREoPwJAdQXDUxOgnsRDF5FdtnML0Cm4NER/RvjC6G9y4cYGEpDLR9xCbij/zXKURo1kQvzbTTsEu0YC5lxUZBc94x749X398Q9ZIm+qcObX3n9dGhJOJYMpZ5SjTBFRgG0JhM5S87W66kY2JHLZUacTKe2f5mnyP89s3hcOwlKafXwAhYiO9FhjulCu9nkz1Jt5dYQBLnTADTAIl85URVNM9ah78JG36cPWITTFt0uA1Goyecd7jjN6oBshWjMeuTGDa367yAvhwkvHSFMLIYCUZWyYGyHiEqeKkB8b9UKmIHiQceiOtYBUrwGPVscyfYKKC3F3SE5E7eCdLsL+EtTSCFA5PoPr8XkzuhM6vGKz7CfBE9gJH6HTOVGnONNs5pcimEaxIrgLyB/yG7kL1QQZrcXtY01GKmRoUfsP6hiE3w+SHF4JQlunZGCH5LnNCwevK+1mnO+9ysSsxHMZMakE2GJQ00DfcXyW8608tpQzbU4kqqQ/rM4675Vae57DENL03qjGobaVEr6e0ZrqEfJ50auc8nOvzNgxGDerj3Q6ElbX6QUIsQIFexq7DrR/kHxv6bUszxSKex4kRJNhgBfA+o1C2V87O4UsygqCfYQUgvKnNuMx38nltA9m3pO69y/K/jtLJ+kZV3rubOABdiUzuOh/HOlwTy5+mBak9YA8kemHTccsqLMT1IRbKsQOb4zfbxZy6TpQBFcVi35PkFKavT/yCS5pF+rowIAuNzrxE2XYOXoEwib+OgxKgrBnzdiHDE1SgYuuyFcK77K3dMVGKZfz/IiZ+5kx1TuZyhtis6dCPJY+5SZzAHHJ0qNF7AN8s+OZsVb1Rm//tGN0FaNnYIXWjkA6ESDxvd7iihAktaQ2R8ZCNaXm/HblGRxzdUoIglYZxpvz/w95s1MX2XOUL9cjvM05eGB57KbsjePRZ34l4a49eKit6E4yanw1n+Qdv4Trfoj2+/i3yrr0arY6ffEF2bcfJsi1i3lhIDQTsMUtNQJM1BPkWLa5b4+qKe5GEZCbH7wx/zbMJDfl9jlOt10O03ECMenEe+ZJtWVV020nsDIAOcuInosS9xRXN5YXGk6UdUz0wv9vJHc9fAXmitbWEGK+FcguVt9mz1g+lYgF5zwD31Y4gDpGOJoDi8FbdsTya54CA6CInmYnrdoOp7/h8dOQ7+7S4XCYQTaOR1SaCzaz+a0tp0FuE/yCsMLJ6HwcAKD9dJ22qdGVLeEDnY5vrpgGAqVsJvj29dRyfDr74qob93I8lp6zY/DGhJ4567GakHM4L9I9hxnux5PURPFPs4X5p31+3k4Xn2lW91ce0VFDlAYDVP4xSvnenNJKQ0hhyc/CQ/KR3HKj4GZaEpfTfElt5TL0grncIxjjdKYPFi57ZQozCXpSsMDamyL2PzyptvjP8k14F8BLcHyCmZUQklrKfzsTeINNqQ3393M8sZ5bf4zQ1X2So4kZyCTsDF4uczMv5lOIN1CuvjEkK</go:docsCustomData>
 </go:gDocsCustomXmlDataStorage>
 </file>
 
-<file path=customXml/itemProps1.xml><?xml version="1.0" encoding="utf-8"?>
-<ds:datastoreItem xmlns:ds="http://schemas.openxmlformats.org/officeDocument/2006/customXml" ds:itemID="{4E4B3A13-55F2-4118-8080-717CC45D8E00}">
-  <ds:schemaRefs>
-    <ds:schemaRef ds:uri="http://schemas.openxmlformats.org/officeDocument/2006/bibliography"/>
-  </ds:schemaRefs>
-</ds:datastoreItem>
+<file path=customXml/item2.xml><?xml version="1.0" encoding="utf-8"?>
+<b:Sources xmlns:b="http://schemas.openxmlformats.org/officeDocument/2006/bibliography" xmlns="http://schemas.openxmlformats.org/officeDocument/2006/bibliography" SelectedStyle="\APASixthEditionOfficeOnline.xsl" StyleName="APA" Version="6"/>
 </file>
 
-<file path=customXml/itemProps2.xml><?xml version="1.0" encoding="utf-8"?>
+<file path=customXml/itemProps1.xml><?xml version="1.0" encoding="utf-8"?>
 <ds:datastoreItem xmlns:ds="http://schemas.openxmlformats.org/officeDocument/2006/customXml" ds:itemID="{11111111-1234-1234-1234-123412341234}">
   <ds:schemaRefs>
     <ds:schemaRef ds:uri="http://customooxmlschemas.google.com/"/>
     <ds:schemaRef ds:uri="http://schemas.openxmlformats.org/officeDocument/2006/relationships"/>
   </ds:schemaRefs>
 </ds:datastoreItem>
+</file>
+
+<file path=customXml/itemProps2.xml><?xml version="1.0" encoding="utf-8"?>
+<ds:datastoreItem xmlns:ds="http://schemas.openxmlformats.org/officeDocument/2006/customXml" ds:itemID="{4E4B3A13-55F2-4118-8080-717CC45D8E00}">
+  <ds:schemaRefs>
+    <ds:schemaRef ds:uri="http://schemas.openxmlformats.org/officeDocument/2006/bibliography"/>
+  </ds:schemaRefs>
+</ds:datastoreItem>
 </file>